--- a/Data Science/term-project/AI_vs_Human_Content_Detection_Term_Project-final.docx
+++ b/Data Science/term-project/AI_vs_Human_Content_Detection_Term_Project-final.docx
@@ -3770,20 +3770,16 @@
                 <w:noProof/>
                 <w:webHidden/>
               </w:rPr>
-            </w:r>
-            <w:r>
-              <w:rPr>
+              <w:fldChar w:fldCharType="separate"/>
+            </w:r>
+            <w:r>
+              <w:rPr>
+                <w:b/>
+                <w:bCs/>
                 <w:noProof/>
                 <w:webHidden/>
               </w:rPr>
-              <w:fldChar w:fldCharType="separate"/>
-            </w:r>
-            <w:r>
-              <w:rPr>
-                <w:noProof/>
-                <w:webHidden/>
-              </w:rPr>
-              <w:t>20</w:t>
+              <w:t>Error! Bookmark not defined.</w:t>
             </w:r>
             <w:r>
               <w:rPr>
@@ -3875,7 +3871,7 @@
                 <w:noProof/>
                 <w:webHidden/>
               </w:rPr>
-              <w:t>21</w:t>
+              <w:t>20</w:t>
             </w:r>
             <w:r>
               <w:rPr>
@@ -7450,7 +7446,6 @@
     </w:p>
     <w:p>
       <w:pPr>
-        <w:cnfStyle w:val="101000000000" w:firstRow="1" w:lastRow="0" w:firstColumn="1" w:lastColumn="0" w:oddVBand="0" w:evenVBand="0" w:oddHBand="0" w:evenHBand="0" w:firstRowFirstColumn="0" w:firstRowLastColumn="0" w:lastRowFirstColumn="0" w:lastRowLastColumn="0"/>
         <w:rPr>
           <w:rFonts w:asciiTheme="minorHAnsi" w:hAnsiTheme="minorHAnsi" w:cstheme="minorHAnsi"/>
           <w:b/>
@@ -11186,14 +11181,14 @@
           <w:numId w:val="2"/>
         </w:numPr>
       </w:pPr>
-      <w:bookmarkStart w:id="17" w:name="_Toc185777840"/>
-      <w:bookmarkStart w:id="18" w:name="_Toc185778254"/>
-      <w:bookmarkStart w:id="19" w:name="_Toc217246653"/>
+      <w:bookmarkStart w:id="17" w:name="_Toc217246653"/>
+      <w:bookmarkStart w:id="18" w:name="_Toc185777840"/>
+      <w:bookmarkStart w:id="19" w:name="_Toc185778254"/>
       <w:r>
         <w:lastRenderedPageBreak/>
         <w:t>Exploratory Data Analysis (EDA)</w:t>
       </w:r>
-      <w:bookmarkEnd w:id="19"/>
+      <w:bookmarkEnd w:id="17"/>
     </w:p>
     <w:p>
       <w:pPr>
@@ -11494,8 +11489,8 @@
         </w:numPr>
       </w:pPr>
       <w:bookmarkStart w:id="20" w:name="_Toc217246654"/>
-      <w:bookmarkEnd w:id="17"/>
       <w:bookmarkEnd w:id="18"/>
+      <w:bookmarkEnd w:id="19"/>
       <w:r>
         <w:lastRenderedPageBreak/>
         <w:t>Content type distribution by Label</w:t>
@@ -11507,6 +11502,9 @@
         <w:pStyle w:val="Heading4"/>
       </w:pPr>
       <w:r>
+        <w:rPr>
+          <w:noProof/>
+        </w:rPr>
         <mc:AlternateContent>
           <mc:Choice Requires="wps">
             <w:drawing>
@@ -12725,6 +12723,9 @@
         <w:pStyle w:val="Heading4"/>
       </w:pPr>
       <w:r>
+        <w:rPr>
+          <w:noProof/>
+        </w:rPr>
         <mc:AlternateContent>
           <mc:Choice Requires="wps">
             <w:drawing>
@@ -16060,7 +16061,7 @@
           <w:noProof/>
         </w:rPr>
         <w:drawing>
-          <wp:inline distT="0" distB="0" distL="0" distR="0" wp14:anchorId="575AE103" wp14:editId="41C5C4E4">
+          <wp:inline distT="0" distB="0" distL="0" distR="0" wp14:anchorId="575AE103" wp14:editId="2E5F0E1E">
             <wp:extent cx="6555105" cy="4069080"/>
             <wp:effectExtent l="19050" t="19050" r="17145" b="26670"/>
             <wp:docPr id="2102089091" name="Picture 33"/>
@@ -24946,6 +24947,9 @@
         <w:spacing w:before="120"/>
       </w:pPr>
       <w:r>
+        <w:rPr>
+          <w:noProof/>
+        </w:rPr>
         <w:lastRenderedPageBreak/>
         <mc:AlternateContent>
           <mc:Choice Requires="wps">
@@ -33254,2089 +33258,11 @@
           <w:numId w:val="2"/>
         </w:numPr>
       </w:pPr>
-      <w:bookmarkStart w:id="40" w:name="_Toc217246673"/>
-      <w:r>
-        <w:t>Generate Predictions &amp; Metrics</w:t>
+      <w:bookmarkStart w:id="40" w:name="_Toc217246674"/>
+      <w:r>
+        <w:t>Display Confusion Matrix (for best Accuracy Model)</w:t>
       </w:r>
       <w:bookmarkEnd w:id="40"/>
-    </w:p>
-    <w:p>
-      <w:pPr>
-        <w:pStyle w:val="Heading4"/>
-      </w:pPr>
-      <w:r>
-        <w:rPr>
-          <w:rStyle w:val="NormalTok"/>
-          <w:noProof/>
-        </w:rPr>
-        <mc:AlternateContent>
-          <mc:Choice Requires="wps">
-            <w:drawing>
-              <wp:anchor distT="45720" distB="45720" distL="114300" distR="114300" simplePos="0" relativeHeight="251700224" behindDoc="0" locked="0" layoutInCell="1" allowOverlap="1" wp14:anchorId="306F50BC" wp14:editId="04A47C84">
-                <wp:simplePos x="0" y="0"/>
-                <wp:positionH relativeFrom="margin">
-                  <wp:align>right</wp:align>
-                </wp:positionH>
-                <wp:positionV relativeFrom="paragraph">
-                  <wp:posOffset>365125</wp:posOffset>
-                </wp:positionV>
-                <wp:extent cx="5707380" cy="2948940"/>
-                <wp:effectExtent l="0" t="0" r="26670" b="22860"/>
-                <wp:wrapSquare wrapText="bothSides"/>
-                <wp:docPr id="1115065368" name="Text Box 2"/>
-                <wp:cNvGraphicFramePr>
-                  <a:graphicFrameLocks xmlns:a="http://schemas.openxmlformats.org/drawingml/2006/main"/>
-                </wp:cNvGraphicFramePr>
-                <a:graphic xmlns:a="http://schemas.openxmlformats.org/drawingml/2006/main">
-                  <a:graphicData uri="http://schemas.microsoft.com/office/word/2010/wordprocessingShape">
-                    <wps:wsp>
-                      <wps:cNvSpPr txBox="1">
-                        <a:spLocks noChangeArrowheads="1"/>
-                      </wps:cNvSpPr>
-                      <wps:spPr bwMode="auto">
-                        <a:xfrm>
-                          <a:off x="0" y="0"/>
-                          <a:ext cx="5707380" cy="2948940"/>
-                        </a:xfrm>
-                        <a:prstGeom prst="rect">
-                          <a:avLst/>
-                        </a:prstGeom>
-                        <a:ln>
-                          <a:headEnd/>
-                          <a:tailEnd/>
-                        </a:ln>
-                      </wps:spPr>
-                      <wps:style>
-                        <a:lnRef idx="2">
-                          <a:schemeClr val="accent3"/>
-                        </a:lnRef>
-                        <a:fillRef idx="1">
-                          <a:schemeClr val="lt1"/>
-                        </a:fillRef>
-                        <a:effectRef idx="0">
-                          <a:schemeClr val="accent3"/>
-                        </a:effectRef>
-                        <a:fontRef idx="minor">
-                          <a:schemeClr val="dk1"/>
-                        </a:fontRef>
-                      </wps:style>
-                      <wps:txbx>
-                        <w:txbxContent>
-                          <w:p>
-                            <w:pPr>
-                              <w:pStyle w:val="SourceCode"/>
-                              <w:rPr>
-                                <w:rFonts w:ascii="Consolas" w:hAnsi="Consolas"/>
-                                <w:color w:val="06287E"/>
-                                <w:sz w:val="22"/>
-                              </w:rPr>
-                            </w:pPr>
-                            <w:r>
-                              <w:rPr>
-                                <w:rStyle w:val="ImportTok"/>
-                              </w:rPr>
-                              <w:t>from</w:t>
-                            </w:r>
-                            <w:r>
-                              <w:rPr>
-                                <w:rStyle w:val="NormalTok"/>
-                              </w:rPr>
-                              <w:t xml:space="preserve"> </w:t>
-                            </w:r>
-                            <w:proofErr w:type="spellStart"/>
-                            <w:r>
-                              <w:rPr>
-                                <w:rStyle w:val="NormalTok"/>
-                              </w:rPr>
-                              <w:t>sklearn.metrics</w:t>
-                            </w:r>
-                            <w:proofErr w:type="spellEnd"/>
-                            <w:r>
-                              <w:rPr>
-                                <w:rStyle w:val="NormalTok"/>
-                              </w:rPr>
-                              <w:t xml:space="preserve"> </w:t>
-                            </w:r>
-                            <w:r>
-                              <w:rPr>
-                                <w:rStyle w:val="ImportTok"/>
-                              </w:rPr>
-                              <w:t>import</w:t>
-                            </w:r>
-                            <w:r>
-                              <w:rPr>
-                                <w:rStyle w:val="NormalTok"/>
-                              </w:rPr>
-                              <w:t xml:space="preserve"> </w:t>
-                            </w:r>
-                            <w:proofErr w:type="spellStart"/>
-                            <w:r>
-                              <w:rPr>
-                                <w:rStyle w:val="NormalTok"/>
-                              </w:rPr>
-                              <w:t>accuracy_score</w:t>
-                            </w:r>
-                            <w:proofErr w:type="spellEnd"/>
-                            <w:r>
-                              <w:rPr>
-                                <w:rStyle w:val="NormalTok"/>
-                              </w:rPr>
-                              <w:t xml:space="preserve">, </w:t>
-                            </w:r>
-                            <w:proofErr w:type="spellStart"/>
-                            <w:r>
-                              <w:rPr>
-                                <w:rStyle w:val="NormalTok"/>
-                              </w:rPr>
-                              <w:t>precision_score</w:t>
-                            </w:r>
-                            <w:proofErr w:type="spellEnd"/>
-                            <w:r>
-                              <w:rPr>
-                                <w:rStyle w:val="NormalTok"/>
-                              </w:rPr>
-                              <w:t xml:space="preserve">, </w:t>
-                            </w:r>
-                            <w:proofErr w:type="spellStart"/>
-                            <w:r>
-                              <w:rPr>
-                                <w:rStyle w:val="NormalTok"/>
-                              </w:rPr>
-                              <w:t>recall_score</w:t>
-                            </w:r>
-                            <w:proofErr w:type="spellEnd"/>
-                            <w:r>
-                              <w:rPr>
-                                <w:rStyle w:val="NormalTok"/>
-                              </w:rPr>
-                              <w:t>, f1_score</w:t>
-                            </w:r>
-                            <w:r>
-                              <w:br/>
-                            </w:r>
-                            <w:r>
-                              <w:rPr>
-                                <w:rStyle w:val="NormalTok"/>
-                              </w:rPr>
-                              <w:t xml:space="preserve">results </w:t>
-                            </w:r>
-                            <w:r>
-                              <w:rPr>
-                                <w:rStyle w:val="OperatorTok"/>
-                              </w:rPr>
-                              <w:t>=</w:t>
-                            </w:r>
-                            <w:r>
-                              <w:rPr>
-                                <w:rStyle w:val="NormalTok"/>
-                              </w:rPr>
-                              <w:t xml:space="preserve"> []</w:t>
-                            </w:r>
-                            <w:r>
-                              <w:br/>
-                            </w:r>
-                            <w:r>
-                              <w:rPr>
-                                <w:rStyle w:val="ControlFlowTok"/>
-                              </w:rPr>
-                              <w:t>for</w:t>
-                            </w:r>
-                            <w:r>
-                              <w:rPr>
-                                <w:rStyle w:val="NormalTok"/>
-                              </w:rPr>
-                              <w:t xml:space="preserve"> m</w:t>
-                            </w:r>
-                            <w:proofErr w:type="spellStart"/>
-                            <w:r>
-                              <w:rPr>
-                                <w:rStyle w:val="NormalTok"/>
-                              </w:rPr>
-                              <w:t>odel_name</w:t>
-                            </w:r>
-                            <w:proofErr w:type="spellEnd"/>
-                            <w:r>
-                              <w:rPr>
-                                <w:rStyle w:val="NormalTok"/>
-                              </w:rPr>
-                              <w:t xml:space="preserve">, model </w:t>
-                            </w:r>
-                            <w:r>
-                              <w:rPr>
-                                <w:rStyle w:val="KeywordTok"/>
-                              </w:rPr>
-                              <w:t>in</w:t>
-                            </w:r>
-                            <w:r>
-                              <w:rPr>
-                                <w:rStyle w:val="NormalTok"/>
-                              </w:rPr>
-                              <w:t xml:space="preserve"> </w:t>
-                            </w:r>
-                            <w:proofErr w:type="spellStart"/>
-                            <w:r>
-                              <w:rPr>
-                                <w:rStyle w:val="NormalTok"/>
-                              </w:rPr>
-                              <w:t>trained_models.items</w:t>
-                            </w:r>
-                            <w:proofErr w:type="spellEnd"/>
-                            <w:r>
-                              <w:rPr>
-                                <w:rStyle w:val="NormalTok"/>
-                              </w:rPr>
-                              <w:t>():</w:t>
-                            </w:r>
-                            <w:r>
-                              <w:br/>
-                            </w:r>
-                            <w:r>
-                              <w:rPr>
-                                <w:rStyle w:val="NormalTok"/>
-                              </w:rPr>
-                              <w:t xml:space="preserve">    </w:t>
-                            </w:r>
-                            <w:proofErr w:type="spellStart"/>
-                            <w:r>
-                              <w:rPr>
-                                <w:rStyle w:val="NormalTok"/>
-                              </w:rPr>
-                              <w:t>y_pred</w:t>
-                            </w:r>
-                            <w:proofErr w:type="spellEnd"/>
-                            <w:r>
-                              <w:rPr>
-                                <w:rStyle w:val="NormalTok"/>
-                              </w:rPr>
-                              <w:t xml:space="preserve"> </w:t>
-                            </w:r>
-                            <w:r>
-                              <w:rPr>
-                                <w:rStyle w:val="OperatorTok"/>
-                              </w:rPr>
-                              <w:t>=</w:t>
-                            </w:r>
-                            <w:r>
-                              <w:rPr>
-                                <w:rStyle w:val="NormalTok"/>
-                              </w:rPr>
-                              <w:t xml:space="preserve"> </w:t>
-                            </w:r>
-                            <w:proofErr w:type="spellStart"/>
-                            <w:r>
-                              <w:rPr>
-                                <w:rStyle w:val="NormalTok"/>
-                              </w:rPr>
-                              <w:t>model.predict</w:t>
-                            </w:r>
-                            <w:proofErr w:type="spellEnd"/>
-                            <w:r>
-                              <w:rPr>
-                                <w:rStyle w:val="NormalTok"/>
-                              </w:rPr>
-                              <w:t>(</w:t>
-                            </w:r>
-                            <w:proofErr w:type="spellStart"/>
-                            <w:r>
-                              <w:rPr>
-                                <w:rStyle w:val="NormalTok"/>
-                              </w:rPr>
-                              <w:t>X_test_final</w:t>
-                            </w:r>
-                            <w:proofErr w:type="spellEnd"/>
-                            <w:r>
-                              <w:rPr>
-                                <w:rStyle w:val="NormalTok"/>
-                              </w:rPr>
-                              <w:t>)</w:t>
-                            </w:r>
-                            <w:r>
-                              <w:br/>
-                            </w:r>
-                            <w:r>
-                              <w:br/>
-                            </w:r>
-                            <w:r>
-                              <w:rPr>
-                                <w:rStyle w:val="NormalTok"/>
-                              </w:rPr>
-                              <w:t xml:space="preserve">    </w:t>
-                            </w:r>
-                            <w:proofErr w:type="spellStart"/>
-                            <w:r>
-                              <w:rPr>
-                                <w:rStyle w:val="NormalTok"/>
-                              </w:rPr>
-                              <w:t>results.append</w:t>
-                            </w:r>
-                            <w:proofErr w:type="spellEnd"/>
-                            <w:r>
-                              <w:rPr>
-                                <w:rStyle w:val="NormalTok"/>
-                              </w:rPr>
-                              <w:t>({</w:t>
-                            </w:r>
-                            <w:r>
-                              <w:br/>
-                            </w:r>
-                            <w:r>
-                              <w:rPr>
-                                <w:rStyle w:val="NormalTok"/>
-                              </w:rPr>
-                              <w:t xml:space="preserve">        </w:t>
-                            </w:r>
-                            <w:r>
-                              <w:rPr>
-                                <w:rStyle w:val="StringTok"/>
-                              </w:rPr>
-                              <w:t>"Model"</w:t>
-                            </w:r>
-                            <w:r>
-                              <w:rPr>
-                                <w:rStyle w:val="NormalTok"/>
-                              </w:rPr>
-                              <w:t xml:space="preserve">: </w:t>
-                            </w:r>
-                            <w:proofErr w:type="spellStart"/>
-                            <w:r>
-                              <w:rPr>
-                                <w:rStyle w:val="NormalTok"/>
-                              </w:rPr>
-                              <w:t>model_name</w:t>
-                            </w:r>
-                            <w:proofErr w:type="spellEnd"/>
-                            <w:r>
-                              <w:rPr>
-                                <w:rStyle w:val="NormalTok"/>
-                              </w:rPr>
-                              <w:t>,</w:t>
-                            </w:r>
-                            <w:r>
-                              <w:br/>
-                            </w:r>
-                            <w:r>
-                              <w:rPr>
-                                <w:rStyle w:val="NormalTok"/>
-                              </w:rPr>
-                              <w:t xml:space="preserve">        </w:t>
-                            </w:r>
-                            <w:r>
-                              <w:rPr>
-                                <w:rStyle w:val="StringTok"/>
-                              </w:rPr>
-                              <w:t>"Accuracy"</w:t>
-                            </w:r>
-                            <w:r>
-                              <w:rPr>
-                                <w:rStyle w:val="NormalTok"/>
-                              </w:rPr>
-                              <w:t xml:space="preserve">: </w:t>
-                            </w:r>
-                            <w:proofErr w:type="spellStart"/>
-                            <w:r>
-                              <w:rPr>
-                                <w:rStyle w:val="NormalTok"/>
-                              </w:rPr>
-                              <w:t>accuracy_score</w:t>
-                            </w:r>
-                            <w:proofErr w:type="spellEnd"/>
-                            <w:r>
-                              <w:rPr>
-                                <w:rStyle w:val="NormalTok"/>
-                              </w:rPr>
-                              <w:t>(</w:t>
-                            </w:r>
-                            <w:proofErr w:type="spellStart"/>
-                            <w:r>
-                              <w:rPr>
-                                <w:rStyle w:val="NormalTok"/>
-                              </w:rPr>
-                              <w:t>y_test</w:t>
-                            </w:r>
-                            <w:proofErr w:type="spellEnd"/>
-                            <w:r>
-                              <w:rPr>
-                                <w:rStyle w:val="NormalTok"/>
-                              </w:rPr>
-                              <w:t xml:space="preserve">, </w:t>
-                            </w:r>
-                            <w:proofErr w:type="spellStart"/>
-                            <w:r>
-                              <w:rPr>
-                                <w:rStyle w:val="NormalTok"/>
-                              </w:rPr>
-                              <w:t>y_pred</w:t>
-                            </w:r>
-                            <w:proofErr w:type="spellEnd"/>
-                            <w:r>
-                              <w:rPr>
-                                <w:rStyle w:val="NormalTok"/>
-                              </w:rPr>
-                              <w:t>),</w:t>
-                            </w:r>
-                            <w:r>
-                              <w:br/>
-                            </w:r>
-                            <w:r>
-                              <w:rPr>
-                                <w:rStyle w:val="NormalTok"/>
-                              </w:rPr>
-                              <w:t xml:space="preserve">        </w:t>
-                            </w:r>
-                            <w:r>
-                              <w:rPr>
-                                <w:rStyle w:val="StringTok"/>
-                              </w:rPr>
-                              <w:t>"Precision"</w:t>
-                            </w:r>
-                            <w:r>
-                              <w:rPr>
-                                <w:rStyle w:val="NormalTok"/>
-                              </w:rPr>
-                              <w:t xml:space="preserve">: </w:t>
-                            </w:r>
-                            <w:proofErr w:type="spellStart"/>
-                            <w:r>
-                              <w:rPr>
-                                <w:rStyle w:val="NormalTok"/>
-                              </w:rPr>
-                              <w:t>precision_score</w:t>
-                            </w:r>
-                            <w:proofErr w:type="spellEnd"/>
-                            <w:r>
-                              <w:rPr>
-                                <w:rStyle w:val="NormalTok"/>
-                              </w:rPr>
-                              <w:t>(</w:t>
-                            </w:r>
-                            <w:proofErr w:type="spellStart"/>
-                            <w:r>
-                              <w:rPr>
-                                <w:rStyle w:val="NormalTok"/>
-                              </w:rPr>
-                              <w:t>y_test</w:t>
-                            </w:r>
-                            <w:proofErr w:type="spellEnd"/>
-                            <w:r>
-                              <w:rPr>
-                                <w:rStyle w:val="NormalTok"/>
-                              </w:rPr>
-                              <w:t xml:space="preserve">, </w:t>
-                            </w:r>
-                            <w:proofErr w:type="spellStart"/>
-                            <w:r>
-                              <w:rPr>
-                                <w:rStyle w:val="NormalTok"/>
-                              </w:rPr>
-                              <w:t>y_pred</w:t>
-                            </w:r>
-                            <w:proofErr w:type="spellEnd"/>
-                            <w:r>
-                              <w:rPr>
-                                <w:rStyle w:val="NormalTok"/>
-                              </w:rPr>
-                              <w:t>, average</w:t>
-                            </w:r>
-                            <w:r>
-                              <w:rPr>
-                                <w:rStyle w:val="OperatorTok"/>
-                              </w:rPr>
-                              <w:t>=</w:t>
-                            </w:r>
-                            <w:r>
-                              <w:rPr>
-                                <w:rStyle w:val="StringTok"/>
-                              </w:rPr>
-                              <w:t>'weighted'</w:t>
-                            </w:r>
-                            <w:r>
-                              <w:rPr>
-                                <w:rStyle w:val="NormalTok"/>
-                              </w:rPr>
-                              <w:t>),</w:t>
-                            </w:r>
-                            <w:r>
-                              <w:br/>
-                            </w:r>
-                            <w:r>
-                              <w:rPr>
-                                <w:rStyle w:val="NormalTok"/>
-                              </w:rPr>
-                              <w:t xml:space="preserve">        </w:t>
-                            </w:r>
-                            <w:r>
-                              <w:rPr>
-                                <w:rStyle w:val="StringTok"/>
-                              </w:rPr>
-                              <w:t>"Recall"</w:t>
-                            </w:r>
-                            <w:r>
-                              <w:rPr>
-                                <w:rStyle w:val="NormalTok"/>
-                              </w:rPr>
-                              <w:t xml:space="preserve">: </w:t>
-                            </w:r>
-                            <w:proofErr w:type="spellStart"/>
-                            <w:r>
-                              <w:rPr>
-                                <w:rStyle w:val="NormalTok"/>
-                              </w:rPr>
-                              <w:t>recall_score</w:t>
-                            </w:r>
-                            <w:proofErr w:type="spellEnd"/>
-                            <w:r>
-                              <w:rPr>
-                                <w:rStyle w:val="NormalTok"/>
-                              </w:rPr>
-                              <w:t>(</w:t>
-                            </w:r>
-                            <w:proofErr w:type="spellStart"/>
-                            <w:r>
-                              <w:rPr>
-                                <w:rStyle w:val="NormalTok"/>
-                              </w:rPr>
-                              <w:t>y_test</w:t>
-                            </w:r>
-                            <w:proofErr w:type="spellEnd"/>
-                            <w:r>
-                              <w:rPr>
-                                <w:rStyle w:val="NormalTok"/>
-                              </w:rPr>
-                              <w:t xml:space="preserve">, </w:t>
-                            </w:r>
-                            <w:proofErr w:type="spellStart"/>
-                            <w:r>
-                              <w:rPr>
-                                <w:rStyle w:val="NormalTok"/>
-                              </w:rPr>
-                              <w:t>y_pred</w:t>
-                            </w:r>
-                            <w:proofErr w:type="spellEnd"/>
-                            <w:r>
-                              <w:rPr>
-                                <w:rStyle w:val="NormalTok"/>
-                              </w:rPr>
-                              <w:t>, average</w:t>
-                            </w:r>
-                            <w:r>
-                              <w:rPr>
-                                <w:rStyle w:val="OperatorTok"/>
-                              </w:rPr>
-                              <w:t>=</w:t>
-                            </w:r>
-                            <w:r>
-                              <w:rPr>
-                                <w:rStyle w:val="StringTok"/>
-                              </w:rPr>
-                              <w:t>'weighted'</w:t>
-                            </w:r>
-                            <w:r>
-                              <w:rPr>
-                                <w:rStyle w:val="NormalTok"/>
-                              </w:rPr>
-                              <w:t>),</w:t>
-                            </w:r>
-                            <w:r>
-                              <w:br/>
-                            </w:r>
-                            <w:r>
-                              <w:rPr>
-                                <w:rStyle w:val="NormalTok"/>
-                              </w:rPr>
-                              <w:t xml:space="preserve">        </w:t>
-                            </w:r>
-                            <w:r>
-                              <w:rPr>
-                                <w:rStyle w:val="StringTok"/>
-                              </w:rPr>
-                              <w:t>"F1 Score"</w:t>
-                            </w:r>
-                            <w:r>
-                              <w:rPr>
-                                <w:rStyle w:val="NormalTok"/>
-                              </w:rPr>
-                              <w:t>: f1_score(</w:t>
-                            </w:r>
-                            <w:proofErr w:type="spellStart"/>
-                            <w:r>
-                              <w:rPr>
-                                <w:rStyle w:val="NormalTok"/>
-                              </w:rPr>
-                              <w:t>y_test</w:t>
-                            </w:r>
-                            <w:proofErr w:type="spellEnd"/>
-                            <w:r>
-                              <w:rPr>
-                                <w:rStyle w:val="NormalTok"/>
-                              </w:rPr>
-                              <w:t xml:space="preserve">, </w:t>
-                            </w:r>
-                            <w:proofErr w:type="spellStart"/>
-                            <w:r>
-                              <w:rPr>
-                                <w:rStyle w:val="NormalTok"/>
-                              </w:rPr>
-                              <w:t>y_pred</w:t>
-                            </w:r>
-                            <w:proofErr w:type="spellEnd"/>
-                            <w:r>
-                              <w:rPr>
-                                <w:rStyle w:val="NormalTok"/>
-                              </w:rPr>
-                              <w:t>, average</w:t>
-                            </w:r>
-                            <w:r>
-                              <w:rPr>
-                                <w:rStyle w:val="OperatorTok"/>
-                              </w:rPr>
-                              <w:t>=</w:t>
-                            </w:r>
-                            <w:r>
-                              <w:rPr>
-                                <w:rStyle w:val="StringTok"/>
-                              </w:rPr>
-                              <w:t>'weighted'</w:t>
-                            </w:r>
-                            <w:r>
-                              <w:rPr>
-                                <w:rStyle w:val="NormalTok"/>
-                              </w:rPr>
-                              <w:t>)</w:t>
-                            </w:r>
-                            <w:r>
-                              <w:br/>
-                            </w:r>
-                            <w:r>
-                              <w:rPr>
-                                <w:rStyle w:val="NormalTok"/>
-                              </w:rPr>
-                              <w:t xml:space="preserve">    })</w:t>
-                            </w:r>
-                            <w:r>
-                              <w:br/>
-                            </w:r>
-                            <w:r>
-                              <w:br/>
-                            </w:r>
-                            <w:proofErr w:type="spellStart"/>
-                            <w:r>
-                              <w:rPr>
-                                <w:rStyle w:val="NormalTok"/>
-                              </w:rPr>
-                              <w:t>results_df</w:t>
-                            </w:r>
-                            <w:proofErr w:type="spellEnd"/>
-                            <w:r>
-                              <w:rPr>
-                                <w:rStyle w:val="NormalTok"/>
-                              </w:rPr>
-                              <w:t xml:space="preserve"> </w:t>
-                            </w:r>
-                            <w:r>
-                              <w:rPr>
-                                <w:rStyle w:val="OperatorTok"/>
-                              </w:rPr>
-                              <w:t>=</w:t>
-                            </w:r>
-                            <w:r>
-                              <w:rPr>
-                                <w:rStyle w:val="NormalTok"/>
-                              </w:rPr>
-                              <w:t xml:space="preserve"> </w:t>
-                            </w:r>
-                            <w:proofErr w:type="spellStart"/>
-                            <w:r>
-                              <w:rPr>
-                                <w:rStyle w:val="NormalTok"/>
-                              </w:rPr>
-                              <w:t>pd.DataFrame</w:t>
-                            </w:r>
-                            <w:proofErr w:type="spellEnd"/>
-                            <w:r>
-                              <w:rPr>
-                                <w:rStyle w:val="NormalTok"/>
-                              </w:rPr>
-                              <w:t>(results)</w:t>
-                            </w:r>
-                            <w:r>
-                              <w:br/>
-                            </w:r>
-                            <w:proofErr w:type="spellStart"/>
-                            <w:r>
-                              <w:rPr>
-                                <w:rStyle w:val="NormalTok"/>
-                              </w:rPr>
-                              <w:t>results_df</w:t>
-                            </w:r>
-                            <w:proofErr w:type="spellEnd"/>
-                          </w:p>
-                        </w:txbxContent>
-                      </wps:txbx>
-                      <wps:bodyPr rot="0" vert="horz" wrap="square" lIns="91440" tIns="45720" rIns="91440" bIns="45720" anchor="t" anchorCtr="0">
-                        <a:noAutofit/>
-                      </wps:bodyPr>
-                    </wps:wsp>
-                  </a:graphicData>
-                </a:graphic>
-                <wp14:sizeRelH relativeFrom="margin">
-                  <wp14:pctWidth>0</wp14:pctWidth>
-                </wp14:sizeRelH>
-                <wp14:sizeRelV relativeFrom="margin">
-                  <wp14:pctHeight>0</wp14:pctHeight>
-                </wp14:sizeRelV>
-              </wp:anchor>
-            </w:drawing>
-          </mc:Choice>
-          <mc:Fallback>
-            <w:pict>
-              <v:shape w14:anchorId="306F50BC" id="_x0000_s1044" type="#_x0000_t202" style="position:absolute;margin-left:398.2pt;margin-top:28.75pt;width:449.4pt;height:232.2pt;z-index:251700224;visibility:visible;mso-wrap-style:square;mso-width-percent:0;mso-height-percent:0;mso-wrap-distance-left:9pt;mso-wrap-distance-top:3.6pt;mso-wrap-distance-right:9pt;mso-wrap-distance-bottom:3.6pt;mso-position-horizontal:right;mso-position-horizontal-relative:margin;mso-position-vertical:absolute;mso-position-vertical-relative:text;mso-width-percent:0;mso-height-percent:0;mso-width-relative:margin;mso-height-relative:margin;v-text-anchor:top" o:gfxdata="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" fillcolor="white [3201]" strokecolor="#a5a5a5 [3206]" strokeweight="1pt">
-                <v:textbox>
-                  <w:txbxContent>
-                    <w:p>
-                      <w:pPr>
-                        <w:pStyle w:val="SourceCode"/>
-                        <w:rPr>
-                          <w:rFonts w:ascii="Consolas" w:hAnsi="Consolas"/>
-                          <w:color w:val="06287E"/>
-                          <w:sz w:val="22"/>
-                        </w:rPr>
-                      </w:pPr>
-                      <w:r>
-                        <w:rPr>
-                          <w:rStyle w:val="ImportTok"/>
-                        </w:rPr>
-                        <w:t>from</w:t>
-                      </w:r>
-                      <w:r>
-                        <w:rPr>
-                          <w:rStyle w:val="NormalTok"/>
-                        </w:rPr>
-                        <w:t xml:space="preserve"> </w:t>
-                      </w:r>
-                      <w:proofErr w:type="spellStart"/>
-                      <w:r>
-                        <w:rPr>
-                          <w:rStyle w:val="NormalTok"/>
-                        </w:rPr>
-                        <w:t>sklearn.metrics</w:t>
-                      </w:r>
-                      <w:proofErr w:type="spellEnd"/>
-                      <w:r>
-                        <w:rPr>
-                          <w:rStyle w:val="NormalTok"/>
-                        </w:rPr>
-                        <w:t xml:space="preserve"> </w:t>
-                      </w:r>
-                      <w:r>
-                        <w:rPr>
-                          <w:rStyle w:val="ImportTok"/>
-                        </w:rPr>
-                        <w:t>import</w:t>
-                      </w:r>
-                      <w:r>
-                        <w:rPr>
-                          <w:rStyle w:val="NormalTok"/>
-                        </w:rPr>
-                        <w:t xml:space="preserve"> </w:t>
-                      </w:r>
-                      <w:proofErr w:type="spellStart"/>
-                      <w:r>
-                        <w:rPr>
-                          <w:rStyle w:val="NormalTok"/>
-                        </w:rPr>
-                        <w:t>accuracy_score</w:t>
-                      </w:r>
-                      <w:proofErr w:type="spellEnd"/>
-                      <w:r>
-                        <w:rPr>
-                          <w:rStyle w:val="NormalTok"/>
-                        </w:rPr>
-                        <w:t xml:space="preserve">, </w:t>
-                      </w:r>
-                      <w:proofErr w:type="spellStart"/>
-                      <w:r>
-                        <w:rPr>
-                          <w:rStyle w:val="NormalTok"/>
-                        </w:rPr>
-                        <w:t>precision_score</w:t>
-                      </w:r>
-                      <w:proofErr w:type="spellEnd"/>
-                      <w:r>
-                        <w:rPr>
-                          <w:rStyle w:val="NormalTok"/>
-                        </w:rPr>
-                        <w:t xml:space="preserve">, </w:t>
-                      </w:r>
-                      <w:proofErr w:type="spellStart"/>
-                      <w:r>
-                        <w:rPr>
-                          <w:rStyle w:val="NormalTok"/>
-                        </w:rPr>
-                        <w:t>recall_score</w:t>
-                      </w:r>
-                      <w:proofErr w:type="spellEnd"/>
-                      <w:r>
-                        <w:rPr>
-                          <w:rStyle w:val="NormalTok"/>
-                        </w:rPr>
-                        <w:t>, f1_score</w:t>
-                      </w:r>
-                      <w:r>
-                        <w:br/>
-                      </w:r>
-                      <w:r>
-                        <w:rPr>
-                          <w:rStyle w:val="NormalTok"/>
-                        </w:rPr>
-                        <w:t xml:space="preserve">results </w:t>
-                      </w:r>
-                      <w:r>
-                        <w:rPr>
-                          <w:rStyle w:val="OperatorTok"/>
-                        </w:rPr>
-                        <w:t>=</w:t>
-                      </w:r>
-                      <w:r>
-                        <w:rPr>
-                          <w:rStyle w:val="NormalTok"/>
-                        </w:rPr>
-                        <w:t xml:space="preserve"> []</w:t>
-                      </w:r>
-                      <w:r>
-                        <w:br/>
-                      </w:r>
-                      <w:r>
-                        <w:rPr>
-                          <w:rStyle w:val="ControlFlowTok"/>
-                        </w:rPr>
-                        <w:t>for</w:t>
-                      </w:r>
-                      <w:r>
-                        <w:rPr>
-                          <w:rStyle w:val="NormalTok"/>
-                        </w:rPr>
-                        <w:t xml:space="preserve"> m</w:t>
-                      </w:r>
-                      <w:proofErr w:type="spellStart"/>
-                      <w:r>
-                        <w:rPr>
-                          <w:rStyle w:val="NormalTok"/>
-                        </w:rPr>
-                        <w:t>odel_name</w:t>
-                      </w:r>
-                      <w:proofErr w:type="spellEnd"/>
-                      <w:r>
-                        <w:rPr>
-                          <w:rStyle w:val="NormalTok"/>
-                        </w:rPr>
-                        <w:t xml:space="preserve">, model </w:t>
-                      </w:r>
-                      <w:r>
-                        <w:rPr>
-                          <w:rStyle w:val="KeywordTok"/>
-                        </w:rPr>
-                        <w:t>in</w:t>
-                      </w:r>
-                      <w:r>
-                        <w:rPr>
-                          <w:rStyle w:val="NormalTok"/>
-                        </w:rPr>
-                        <w:t xml:space="preserve"> </w:t>
-                      </w:r>
-                      <w:proofErr w:type="spellStart"/>
-                      <w:r>
-                        <w:rPr>
-                          <w:rStyle w:val="NormalTok"/>
-                        </w:rPr>
-                        <w:t>trained_models.items</w:t>
-                      </w:r>
-                      <w:proofErr w:type="spellEnd"/>
-                      <w:r>
-                        <w:rPr>
-                          <w:rStyle w:val="NormalTok"/>
-                        </w:rPr>
-                        <w:t>():</w:t>
-                      </w:r>
-                      <w:r>
-                        <w:br/>
-                      </w:r>
-                      <w:r>
-                        <w:rPr>
-                          <w:rStyle w:val="NormalTok"/>
-                        </w:rPr>
-                        <w:t xml:space="preserve">    </w:t>
-                      </w:r>
-                      <w:proofErr w:type="spellStart"/>
-                      <w:r>
-                        <w:rPr>
-                          <w:rStyle w:val="NormalTok"/>
-                        </w:rPr>
-                        <w:t>y_pred</w:t>
-                      </w:r>
-                      <w:proofErr w:type="spellEnd"/>
-                      <w:r>
-                        <w:rPr>
-                          <w:rStyle w:val="NormalTok"/>
-                        </w:rPr>
-                        <w:t xml:space="preserve"> </w:t>
-                      </w:r>
-                      <w:r>
-                        <w:rPr>
-                          <w:rStyle w:val="OperatorTok"/>
-                        </w:rPr>
-                        <w:t>=</w:t>
-                      </w:r>
-                      <w:r>
-                        <w:rPr>
-                          <w:rStyle w:val="NormalTok"/>
-                        </w:rPr>
-                        <w:t xml:space="preserve"> </w:t>
-                      </w:r>
-                      <w:proofErr w:type="spellStart"/>
-                      <w:r>
-                        <w:rPr>
-                          <w:rStyle w:val="NormalTok"/>
-                        </w:rPr>
-                        <w:t>model.predict</w:t>
-                      </w:r>
-                      <w:proofErr w:type="spellEnd"/>
-                      <w:r>
-                        <w:rPr>
-                          <w:rStyle w:val="NormalTok"/>
-                        </w:rPr>
-                        <w:t>(</w:t>
-                      </w:r>
-                      <w:proofErr w:type="spellStart"/>
-                      <w:r>
-                        <w:rPr>
-                          <w:rStyle w:val="NormalTok"/>
-                        </w:rPr>
-                        <w:t>X_test_final</w:t>
-                      </w:r>
-                      <w:proofErr w:type="spellEnd"/>
-                      <w:r>
-                        <w:rPr>
-                          <w:rStyle w:val="NormalTok"/>
-                        </w:rPr>
-                        <w:t>)</w:t>
-                      </w:r>
-                      <w:r>
-                        <w:br/>
-                      </w:r>
-                      <w:r>
-                        <w:br/>
-                      </w:r>
-                      <w:r>
-                        <w:rPr>
-                          <w:rStyle w:val="NormalTok"/>
-                        </w:rPr>
-                        <w:t xml:space="preserve">    </w:t>
-                      </w:r>
-                      <w:proofErr w:type="spellStart"/>
-                      <w:r>
-                        <w:rPr>
-                          <w:rStyle w:val="NormalTok"/>
-                        </w:rPr>
-                        <w:t>results.append</w:t>
-                      </w:r>
-                      <w:proofErr w:type="spellEnd"/>
-                      <w:r>
-                        <w:rPr>
-                          <w:rStyle w:val="NormalTok"/>
-                        </w:rPr>
-                        <w:t>({</w:t>
-                      </w:r>
-                      <w:r>
-                        <w:br/>
-                      </w:r>
-                      <w:r>
-                        <w:rPr>
-                          <w:rStyle w:val="NormalTok"/>
-                        </w:rPr>
-                        <w:t xml:space="preserve">        </w:t>
-                      </w:r>
-                      <w:r>
-                        <w:rPr>
-                          <w:rStyle w:val="StringTok"/>
-                        </w:rPr>
-                        <w:t>"Model"</w:t>
-                      </w:r>
-                      <w:r>
-                        <w:rPr>
-                          <w:rStyle w:val="NormalTok"/>
-                        </w:rPr>
-                        <w:t xml:space="preserve">: </w:t>
-                      </w:r>
-                      <w:proofErr w:type="spellStart"/>
-                      <w:r>
-                        <w:rPr>
-                          <w:rStyle w:val="NormalTok"/>
-                        </w:rPr>
-                        <w:t>model_name</w:t>
-                      </w:r>
-                      <w:proofErr w:type="spellEnd"/>
-                      <w:r>
-                        <w:rPr>
-                          <w:rStyle w:val="NormalTok"/>
-                        </w:rPr>
-                        <w:t>,</w:t>
-                      </w:r>
-                      <w:r>
-                        <w:br/>
-                      </w:r>
-                      <w:r>
-                        <w:rPr>
-                          <w:rStyle w:val="NormalTok"/>
-                        </w:rPr>
-                        <w:t xml:space="preserve">        </w:t>
-                      </w:r>
-                      <w:r>
-                        <w:rPr>
-                          <w:rStyle w:val="StringTok"/>
-                        </w:rPr>
-                        <w:t>"Accuracy"</w:t>
-                      </w:r>
-                      <w:r>
-                        <w:rPr>
-                          <w:rStyle w:val="NormalTok"/>
-                        </w:rPr>
-                        <w:t xml:space="preserve">: </w:t>
-                      </w:r>
-                      <w:proofErr w:type="spellStart"/>
-                      <w:r>
-                        <w:rPr>
-                          <w:rStyle w:val="NormalTok"/>
-                        </w:rPr>
-                        <w:t>accuracy_score</w:t>
-                      </w:r>
-                      <w:proofErr w:type="spellEnd"/>
-                      <w:r>
-                        <w:rPr>
-                          <w:rStyle w:val="NormalTok"/>
-                        </w:rPr>
-                        <w:t>(</w:t>
-                      </w:r>
-                      <w:proofErr w:type="spellStart"/>
-                      <w:r>
-                        <w:rPr>
-                          <w:rStyle w:val="NormalTok"/>
-                        </w:rPr>
-                        <w:t>y_test</w:t>
-                      </w:r>
-                      <w:proofErr w:type="spellEnd"/>
-                      <w:r>
-                        <w:rPr>
-                          <w:rStyle w:val="NormalTok"/>
-                        </w:rPr>
-                        <w:t xml:space="preserve">, </w:t>
-                      </w:r>
-                      <w:proofErr w:type="spellStart"/>
-                      <w:r>
-                        <w:rPr>
-                          <w:rStyle w:val="NormalTok"/>
-                        </w:rPr>
-                        <w:t>y_pred</w:t>
-                      </w:r>
-                      <w:proofErr w:type="spellEnd"/>
-                      <w:r>
-                        <w:rPr>
-                          <w:rStyle w:val="NormalTok"/>
-                        </w:rPr>
-                        <w:t>),</w:t>
-                      </w:r>
-                      <w:r>
-                        <w:br/>
-                      </w:r>
-                      <w:r>
-                        <w:rPr>
-                          <w:rStyle w:val="NormalTok"/>
-                        </w:rPr>
-                        <w:t xml:space="preserve">        </w:t>
-                      </w:r>
-                      <w:r>
-                        <w:rPr>
-                          <w:rStyle w:val="StringTok"/>
-                        </w:rPr>
-                        <w:t>"Precision"</w:t>
-                      </w:r>
-                      <w:r>
-                        <w:rPr>
-                          <w:rStyle w:val="NormalTok"/>
-                        </w:rPr>
-                        <w:t xml:space="preserve">: </w:t>
-                      </w:r>
-                      <w:proofErr w:type="spellStart"/>
-                      <w:r>
-                        <w:rPr>
-                          <w:rStyle w:val="NormalTok"/>
-                        </w:rPr>
-                        <w:t>precision_score</w:t>
-                      </w:r>
-                      <w:proofErr w:type="spellEnd"/>
-                      <w:r>
-                        <w:rPr>
-                          <w:rStyle w:val="NormalTok"/>
-                        </w:rPr>
-                        <w:t>(</w:t>
-                      </w:r>
-                      <w:proofErr w:type="spellStart"/>
-                      <w:r>
-                        <w:rPr>
-                          <w:rStyle w:val="NormalTok"/>
-                        </w:rPr>
-                        <w:t>y_test</w:t>
-                      </w:r>
-                      <w:proofErr w:type="spellEnd"/>
-                      <w:r>
-                        <w:rPr>
-                          <w:rStyle w:val="NormalTok"/>
-                        </w:rPr>
-                        <w:t xml:space="preserve">, </w:t>
-                      </w:r>
-                      <w:proofErr w:type="spellStart"/>
-                      <w:r>
-                        <w:rPr>
-                          <w:rStyle w:val="NormalTok"/>
-                        </w:rPr>
-                        <w:t>y_pred</w:t>
-                      </w:r>
-                      <w:proofErr w:type="spellEnd"/>
-                      <w:r>
-                        <w:rPr>
-                          <w:rStyle w:val="NormalTok"/>
-                        </w:rPr>
-                        <w:t>, average</w:t>
-                      </w:r>
-                      <w:r>
-                        <w:rPr>
-                          <w:rStyle w:val="OperatorTok"/>
-                        </w:rPr>
-                        <w:t>=</w:t>
-                      </w:r>
-                      <w:r>
-                        <w:rPr>
-                          <w:rStyle w:val="StringTok"/>
-                        </w:rPr>
-                        <w:t>'weighted'</w:t>
-                      </w:r>
-                      <w:r>
-                        <w:rPr>
-                          <w:rStyle w:val="NormalTok"/>
-                        </w:rPr>
-                        <w:t>),</w:t>
-                      </w:r>
-                      <w:r>
-                        <w:br/>
-                      </w:r>
-                      <w:r>
-                        <w:rPr>
-                          <w:rStyle w:val="NormalTok"/>
-                        </w:rPr>
-                        <w:t xml:space="preserve">        </w:t>
-                      </w:r>
-                      <w:r>
-                        <w:rPr>
-                          <w:rStyle w:val="StringTok"/>
-                        </w:rPr>
-                        <w:t>"Recall"</w:t>
-                      </w:r>
-                      <w:r>
-                        <w:rPr>
-                          <w:rStyle w:val="NormalTok"/>
-                        </w:rPr>
-                        <w:t xml:space="preserve">: </w:t>
-                      </w:r>
-                      <w:proofErr w:type="spellStart"/>
-                      <w:r>
-                        <w:rPr>
-                          <w:rStyle w:val="NormalTok"/>
-                        </w:rPr>
-                        <w:t>recall_score</w:t>
-                      </w:r>
-                      <w:proofErr w:type="spellEnd"/>
-                      <w:r>
-                        <w:rPr>
-                          <w:rStyle w:val="NormalTok"/>
-                        </w:rPr>
-                        <w:t>(</w:t>
-                      </w:r>
-                      <w:proofErr w:type="spellStart"/>
-                      <w:r>
-                        <w:rPr>
-                          <w:rStyle w:val="NormalTok"/>
-                        </w:rPr>
-                        <w:t>y_test</w:t>
-                      </w:r>
-                      <w:proofErr w:type="spellEnd"/>
-                      <w:r>
-                        <w:rPr>
-                          <w:rStyle w:val="NormalTok"/>
-                        </w:rPr>
-                        <w:t xml:space="preserve">, </w:t>
-                      </w:r>
-                      <w:proofErr w:type="spellStart"/>
-                      <w:r>
-                        <w:rPr>
-                          <w:rStyle w:val="NormalTok"/>
-                        </w:rPr>
-                        <w:t>y_pred</w:t>
-                      </w:r>
-                      <w:proofErr w:type="spellEnd"/>
-                      <w:r>
-                        <w:rPr>
-                          <w:rStyle w:val="NormalTok"/>
-                        </w:rPr>
-                        <w:t>, average</w:t>
-                      </w:r>
-                      <w:r>
-                        <w:rPr>
-                          <w:rStyle w:val="OperatorTok"/>
-                        </w:rPr>
-                        <w:t>=</w:t>
-                      </w:r>
-                      <w:r>
-                        <w:rPr>
-                          <w:rStyle w:val="StringTok"/>
-                        </w:rPr>
-                        <w:t>'weighted'</w:t>
-                      </w:r>
-                      <w:r>
-                        <w:rPr>
-                          <w:rStyle w:val="NormalTok"/>
-                        </w:rPr>
-                        <w:t>),</w:t>
-                      </w:r>
-                      <w:r>
-                        <w:br/>
-                      </w:r>
-                      <w:r>
-                        <w:rPr>
-                          <w:rStyle w:val="NormalTok"/>
-                        </w:rPr>
-                        <w:t xml:space="preserve">        </w:t>
-                      </w:r>
-                      <w:r>
-                        <w:rPr>
-                          <w:rStyle w:val="StringTok"/>
-                        </w:rPr>
-                        <w:t>"F1 Score"</w:t>
-                      </w:r>
-                      <w:r>
-                        <w:rPr>
-                          <w:rStyle w:val="NormalTok"/>
-                        </w:rPr>
-                        <w:t>: f1_score(</w:t>
-                      </w:r>
-                      <w:proofErr w:type="spellStart"/>
-                      <w:r>
-                        <w:rPr>
-                          <w:rStyle w:val="NormalTok"/>
-                        </w:rPr>
-                        <w:t>y_test</w:t>
-                      </w:r>
-                      <w:proofErr w:type="spellEnd"/>
-                      <w:r>
-                        <w:rPr>
-                          <w:rStyle w:val="NormalTok"/>
-                        </w:rPr>
-                        <w:t xml:space="preserve">, </w:t>
-                      </w:r>
-                      <w:proofErr w:type="spellStart"/>
-                      <w:r>
-                        <w:rPr>
-                          <w:rStyle w:val="NormalTok"/>
-                        </w:rPr>
-                        <w:t>y_pred</w:t>
-                      </w:r>
-                      <w:proofErr w:type="spellEnd"/>
-                      <w:r>
-                        <w:rPr>
-                          <w:rStyle w:val="NormalTok"/>
-                        </w:rPr>
-                        <w:t>, average</w:t>
-                      </w:r>
-                      <w:r>
-                        <w:rPr>
-                          <w:rStyle w:val="OperatorTok"/>
-                        </w:rPr>
-                        <w:t>=</w:t>
-                      </w:r>
-                      <w:r>
-                        <w:rPr>
-                          <w:rStyle w:val="StringTok"/>
-                        </w:rPr>
-                        <w:t>'weighted'</w:t>
-                      </w:r>
-                      <w:r>
-                        <w:rPr>
-                          <w:rStyle w:val="NormalTok"/>
-                        </w:rPr>
-                        <w:t>)</w:t>
-                      </w:r>
-                      <w:r>
-                        <w:br/>
-                      </w:r>
-                      <w:r>
-                        <w:rPr>
-                          <w:rStyle w:val="NormalTok"/>
-                        </w:rPr>
-                        <w:t xml:space="preserve">    })</w:t>
-                      </w:r>
-                      <w:r>
-                        <w:br/>
-                      </w:r>
-                      <w:r>
-                        <w:br/>
-                      </w:r>
-                      <w:proofErr w:type="spellStart"/>
-                      <w:r>
-                        <w:rPr>
-                          <w:rStyle w:val="NormalTok"/>
-                        </w:rPr>
-                        <w:t>results_df</w:t>
-                      </w:r>
-                      <w:proofErr w:type="spellEnd"/>
-                      <w:r>
-                        <w:rPr>
-                          <w:rStyle w:val="NormalTok"/>
-                        </w:rPr>
-                        <w:t xml:space="preserve"> </w:t>
-                      </w:r>
-                      <w:r>
-                        <w:rPr>
-                          <w:rStyle w:val="OperatorTok"/>
-                        </w:rPr>
-                        <w:t>=</w:t>
-                      </w:r>
-                      <w:r>
-                        <w:rPr>
-                          <w:rStyle w:val="NormalTok"/>
-                        </w:rPr>
-                        <w:t xml:space="preserve"> </w:t>
-                      </w:r>
-                      <w:proofErr w:type="spellStart"/>
-                      <w:r>
-                        <w:rPr>
-                          <w:rStyle w:val="NormalTok"/>
-                        </w:rPr>
-                        <w:t>pd.DataFrame</w:t>
-                      </w:r>
-                      <w:proofErr w:type="spellEnd"/>
-                      <w:r>
-                        <w:rPr>
-                          <w:rStyle w:val="NormalTok"/>
-                        </w:rPr>
-                        <w:t>(results)</w:t>
-                      </w:r>
-                      <w:r>
-                        <w:br/>
-                      </w:r>
-                      <w:proofErr w:type="spellStart"/>
-                      <w:r>
-                        <w:rPr>
-                          <w:rStyle w:val="NormalTok"/>
-                        </w:rPr>
-                        <w:t>results_df</w:t>
-                      </w:r>
-                      <w:proofErr w:type="spellEnd"/>
-                    </w:p>
-                  </w:txbxContent>
-                </v:textbox>
-                <w10:wrap type="square" anchorx="margin"/>
-              </v:shape>
-            </w:pict>
-          </mc:Fallback>
-        </mc:AlternateContent>
-      </w:r>
-      <w:r>
-        <w:t>Code</w:t>
-      </w:r>
-    </w:p>
-    <w:p>
-      <w:pPr>
-        <w:pStyle w:val="BodyText"/>
-        <w:sectPr>
-          <w:headerReference w:type="default" r:id="rId26"/>
-          <w:type w:val="continuous"/>
-          <w:pgSz w:w="11910" w:h="16840"/>
-          <w:pgMar w:top="1440" w:right="1440" w:bottom="1440" w:left="1440" w:header="0" w:footer="1002" w:gutter="0"/>
-          <w:pgNumType w:start="19"/>
-          <w:cols w:space="720"/>
-        </w:sectPr>
-      </w:pPr>
-    </w:p>
-    <w:p>
-      <w:pPr>
-        <w:pStyle w:val="Heading4"/>
-        <w:spacing w:before="120"/>
-      </w:pPr>
-      <w:r>
-        <w:t>Output</w:t>
-      </w:r>
-    </w:p>
-    <w:p/>
-    <w:tbl>
-      <w:tblPr>
-        <w:tblStyle w:val="ListTable7Colorful"/>
-        <w:tblW w:w="5000" w:type="pct"/>
-        <w:tblLook w:val="04A0" w:firstRow="1" w:lastRow="0" w:firstColumn="1" w:lastColumn="0" w:noHBand="0" w:noVBand="1"/>
-      </w:tblPr>
-      <w:tblGrid>
-        <w:gridCol w:w="2951"/>
-        <w:gridCol w:w="1591"/>
-        <w:gridCol w:w="1593"/>
-        <w:gridCol w:w="1351"/>
-        <w:gridCol w:w="1544"/>
-      </w:tblGrid>
-      <w:tr>
-        <w:trPr>
-          <w:cnfStyle w:val="100000000000" w:firstRow="1" w:lastRow="0" w:firstColumn="0" w:lastColumn="0" w:oddVBand="0" w:evenVBand="0" w:oddHBand="0" w:evenHBand="0" w:firstRowFirstColumn="0" w:firstRowLastColumn="0" w:lastRowFirstColumn="0" w:lastRowLastColumn="0"/>
-          <w:trHeight w:val="360"/>
-        </w:trPr>
-        <w:tc>
-          <w:tcPr>
-            <w:cnfStyle w:val="001000000100" w:firstRow="0" w:lastRow="0" w:firstColumn="1" w:lastColumn="0" w:oddVBand="0" w:evenVBand="0" w:oddHBand="0" w:evenHBand="0" w:firstRowFirstColumn="1" w:firstRowLastColumn="0" w:lastRowFirstColumn="0" w:lastRowLastColumn="0"/>
-            <w:tcW w:w="1634" w:type="pct"/>
-            <w:hideMark/>
-          </w:tcPr>
-          <w:p>
-            <w:pPr>
-              <w:jc w:val="left"/>
-              <w:rPr>
-                <w:b/>
-                <w:bCs/>
-              </w:rPr>
-            </w:pPr>
-            <w:r>
-              <w:rPr>
-                <w:b/>
-                <w:bCs/>
-              </w:rPr>
-              <w:t>Model</w:t>
-            </w:r>
-          </w:p>
-        </w:tc>
-        <w:tc>
-          <w:tcPr>
-            <w:tcW w:w="881" w:type="pct"/>
-            <w:hideMark/>
-          </w:tcPr>
-          <w:p>
-            <w:pPr>
-              <w:cnfStyle w:val="100000000000" w:firstRow="1" w:lastRow="0" w:firstColumn="0" w:lastColumn="0" w:oddVBand="0" w:evenVBand="0" w:oddHBand="0" w:evenHBand="0" w:firstRowFirstColumn="0" w:firstRowLastColumn="0" w:lastRowFirstColumn="0" w:lastRowLastColumn="0"/>
-              <w:rPr>
-                <w:b/>
-                <w:bCs/>
-              </w:rPr>
-            </w:pPr>
-            <w:r>
-              <w:rPr>
-                <w:b/>
-                <w:bCs/>
-              </w:rPr>
-              <w:t>Accuracy</w:t>
-            </w:r>
-          </w:p>
-        </w:tc>
-        <w:tc>
-          <w:tcPr>
-            <w:tcW w:w="882" w:type="pct"/>
-            <w:hideMark/>
-          </w:tcPr>
-          <w:p>
-            <w:pPr>
-              <w:cnfStyle w:val="100000000000" w:firstRow="1" w:lastRow="0" w:firstColumn="0" w:lastColumn="0" w:oddVBand="0" w:evenVBand="0" w:oddHBand="0" w:evenHBand="0" w:firstRowFirstColumn="0" w:firstRowLastColumn="0" w:lastRowFirstColumn="0" w:lastRowLastColumn="0"/>
-              <w:rPr>
-                <w:b/>
-                <w:bCs/>
-              </w:rPr>
-            </w:pPr>
-            <w:r>
-              <w:rPr>
-                <w:b/>
-                <w:bCs/>
-              </w:rPr>
-              <w:t>Precision</w:t>
-            </w:r>
-          </w:p>
-        </w:tc>
-        <w:tc>
-          <w:tcPr>
-            <w:tcW w:w="748" w:type="pct"/>
-            <w:hideMark/>
-          </w:tcPr>
-          <w:p>
-            <w:pPr>
-              <w:cnfStyle w:val="100000000000" w:firstRow="1" w:lastRow="0" w:firstColumn="0" w:lastColumn="0" w:oddVBand="0" w:evenVBand="0" w:oddHBand="0" w:evenHBand="0" w:firstRowFirstColumn="0" w:firstRowLastColumn="0" w:lastRowFirstColumn="0" w:lastRowLastColumn="0"/>
-              <w:rPr>
-                <w:b/>
-                <w:bCs/>
-              </w:rPr>
-            </w:pPr>
-            <w:r>
-              <w:rPr>
-                <w:b/>
-                <w:bCs/>
-              </w:rPr>
-              <w:t>Recall</w:t>
-            </w:r>
-          </w:p>
-        </w:tc>
-        <w:tc>
-          <w:tcPr>
-            <w:tcW w:w="855" w:type="pct"/>
-            <w:hideMark/>
-          </w:tcPr>
-          <w:p>
-            <w:pPr>
-              <w:cnfStyle w:val="100000000000" w:firstRow="1" w:lastRow="0" w:firstColumn="0" w:lastColumn="0" w:oddVBand="0" w:evenVBand="0" w:oddHBand="0" w:evenHBand="0" w:firstRowFirstColumn="0" w:firstRowLastColumn="0" w:lastRowFirstColumn="0" w:lastRowLastColumn="0"/>
-              <w:rPr>
-                <w:b/>
-                <w:bCs/>
-              </w:rPr>
-            </w:pPr>
-            <w:r>
-              <w:rPr>
-                <w:b/>
-                <w:bCs/>
-              </w:rPr>
-              <w:t>F1 Score</w:t>
-            </w:r>
-          </w:p>
-        </w:tc>
-      </w:tr>
-      <w:tr>
-        <w:trPr>
-          <w:cnfStyle w:val="000000100000" w:firstRow="0" w:lastRow="0" w:firstColumn="0" w:lastColumn="0" w:oddVBand="0" w:evenVBand="0" w:oddHBand="1" w:evenHBand="0" w:firstRowFirstColumn="0" w:firstRowLastColumn="0" w:lastRowFirstColumn="0" w:lastRowLastColumn="0"/>
-          <w:trHeight w:val="360"/>
-        </w:trPr>
-        <w:tc>
-          <w:tcPr>
-            <w:cnfStyle w:val="001000000000" w:firstRow="0" w:lastRow="0" w:firstColumn="1" w:lastColumn="0" w:oddVBand="0" w:evenVBand="0" w:oddHBand="0" w:evenHBand="0" w:firstRowFirstColumn="0" w:firstRowLastColumn="0" w:lastRowFirstColumn="0" w:lastRowLastColumn="0"/>
-            <w:tcW w:w="1634" w:type="pct"/>
-            <w:hideMark/>
-          </w:tcPr>
-          <w:p>
-            <w:r>
-              <w:t>Naive Bayes</w:t>
-            </w:r>
-          </w:p>
-        </w:tc>
-        <w:tc>
-          <w:tcPr>
-            <w:tcW w:w="881" w:type="pct"/>
-            <w:hideMark/>
-          </w:tcPr>
-          <w:p>
-            <w:pPr>
-              <w:cnfStyle w:val="000000100000" w:firstRow="0" w:lastRow="0" w:firstColumn="0" w:lastColumn="0" w:oddVBand="0" w:evenVBand="0" w:oddHBand="1" w:evenHBand="0" w:firstRowFirstColumn="0" w:firstRowLastColumn="0" w:lastRowFirstColumn="0" w:lastRowLastColumn="0"/>
-            </w:pPr>
-            <w:r>
-              <w:t>0.532847</w:t>
-            </w:r>
-          </w:p>
-        </w:tc>
-        <w:tc>
-          <w:tcPr>
-            <w:tcW w:w="882" w:type="pct"/>
-            <w:hideMark/>
-          </w:tcPr>
-          <w:p>
-            <w:pPr>
-              <w:cnfStyle w:val="000000100000" w:firstRow="0" w:lastRow="0" w:firstColumn="0" w:lastColumn="0" w:oddVBand="0" w:evenVBand="0" w:oddHBand="1" w:evenHBand="0" w:firstRowFirstColumn="0" w:firstRowLastColumn="0" w:lastRowFirstColumn="0" w:lastRowLastColumn="0"/>
-            </w:pPr>
-            <w:r>
-              <w:t>0.532910</w:t>
-            </w:r>
-          </w:p>
-        </w:tc>
-        <w:tc>
-          <w:tcPr>
-            <w:tcW w:w="748" w:type="pct"/>
-            <w:hideMark/>
-          </w:tcPr>
-          <w:p>
-            <w:pPr>
-              <w:cnfStyle w:val="000000100000" w:firstRow="0" w:lastRow="0" w:firstColumn="0" w:lastColumn="0" w:oddVBand="0" w:evenVBand="0" w:oddHBand="1" w:evenHBand="0" w:firstRowFirstColumn="0" w:firstRowLastColumn="0" w:lastRowFirstColumn="0" w:lastRowLastColumn="0"/>
-            </w:pPr>
-            <w:r>
-              <w:t>0.532847</w:t>
-            </w:r>
-          </w:p>
-        </w:tc>
-        <w:tc>
-          <w:tcPr>
-            <w:tcW w:w="855" w:type="pct"/>
-            <w:hideMark/>
-          </w:tcPr>
-          <w:p>
-            <w:pPr>
-              <w:cnfStyle w:val="000000100000" w:firstRow="0" w:lastRow="0" w:firstColumn="0" w:lastColumn="0" w:oddVBand="0" w:evenVBand="0" w:oddHBand="1" w:evenHBand="0" w:firstRowFirstColumn="0" w:firstRowLastColumn="0" w:lastRowFirstColumn="0" w:lastRowLastColumn="0"/>
-            </w:pPr>
-            <w:r>
-              <w:t>0.532623</w:t>
-            </w:r>
-          </w:p>
-        </w:tc>
-      </w:tr>
-      <w:tr>
-        <w:trPr>
-          <w:trHeight w:val="360"/>
-        </w:trPr>
-        <w:tc>
-          <w:tcPr>
-            <w:cnfStyle w:val="001000000000" w:firstRow="0" w:lastRow="0" w:firstColumn="1" w:lastColumn="0" w:oddVBand="0" w:evenVBand="0" w:oddHBand="0" w:evenHBand="0" w:firstRowFirstColumn="0" w:firstRowLastColumn="0" w:lastRowFirstColumn="0" w:lastRowLastColumn="0"/>
-            <w:tcW w:w="1634" w:type="pct"/>
-            <w:hideMark/>
-          </w:tcPr>
-          <w:p>
-            <w:r>
-              <w:t>Logistic Regression</w:t>
-            </w:r>
-          </w:p>
-        </w:tc>
-        <w:tc>
-          <w:tcPr>
-            <w:tcW w:w="881" w:type="pct"/>
-            <w:hideMark/>
-          </w:tcPr>
-          <w:p>
-            <w:pPr>
-              <w:cnfStyle w:val="000000000000" w:firstRow="0" w:lastRow="0" w:firstColumn="0" w:lastColumn="0" w:oddVBand="0" w:evenVBand="0" w:oddHBand="0" w:evenHBand="0" w:firstRowFirstColumn="0" w:firstRowLastColumn="0" w:lastRowFirstColumn="0" w:lastRowLastColumn="0"/>
-            </w:pPr>
-            <w:r>
-              <w:t>0.503650</w:t>
-            </w:r>
-          </w:p>
-        </w:tc>
-        <w:tc>
-          <w:tcPr>
-            <w:tcW w:w="882" w:type="pct"/>
-            <w:hideMark/>
-          </w:tcPr>
-          <w:p>
-            <w:pPr>
-              <w:cnfStyle w:val="000000000000" w:firstRow="0" w:lastRow="0" w:firstColumn="0" w:lastColumn="0" w:oddVBand="0" w:evenVBand="0" w:oddHBand="0" w:evenHBand="0" w:firstRowFirstColumn="0" w:firstRowLastColumn="0" w:lastRowFirstColumn="0" w:lastRowLastColumn="0"/>
-            </w:pPr>
-            <w:r>
-              <w:t>0.503653</w:t>
-            </w:r>
-          </w:p>
-        </w:tc>
-        <w:tc>
-          <w:tcPr>
-            <w:tcW w:w="748" w:type="pct"/>
-            <w:hideMark/>
-          </w:tcPr>
-          <w:p>
-            <w:pPr>
-              <w:cnfStyle w:val="000000000000" w:firstRow="0" w:lastRow="0" w:firstColumn="0" w:lastColumn="0" w:oddVBand="0" w:evenVBand="0" w:oddHBand="0" w:evenHBand="0" w:firstRowFirstColumn="0" w:firstRowLastColumn="0" w:lastRowFirstColumn="0" w:lastRowLastColumn="0"/>
-            </w:pPr>
-            <w:r>
-              <w:t>0.503650</w:t>
-            </w:r>
-          </w:p>
-        </w:tc>
-        <w:tc>
-          <w:tcPr>
-            <w:tcW w:w="855" w:type="pct"/>
-            <w:hideMark/>
-          </w:tcPr>
-          <w:p>
-            <w:pPr>
-              <w:cnfStyle w:val="000000000000" w:firstRow="0" w:lastRow="0" w:firstColumn="0" w:lastColumn="0" w:oddVBand="0" w:evenVBand="0" w:oddHBand="0" w:evenHBand="0" w:firstRowFirstColumn="0" w:firstRowLastColumn="0" w:lastRowFirstColumn="0" w:lastRowLastColumn="0"/>
-            </w:pPr>
-            <w:r>
-              <w:t>0.503544</w:t>
-            </w:r>
-          </w:p>
-        </w:tc>
-      </w:tr>
-      <w:tr>
-        <w:trPr>
-          <w:cnfStyle w:val="000000100000" w:firstRow="0" w:lastRow="0" w:firstColumn="0" w:lastColumn="0" w:oddVBand="0" w:evenVBand="0" w:oddHBand="1" w:evenHBand="0" w:firstRowFirstColumn="0" w:firstRowLastColumn="0" w:lastRowFirstColumn="0" w:lastRowLastColumn="0"/>
-          <w:trHeight w:val="360"/>
-        </w:trPr>
-        <w:tc>
-          <w:tcPr>
-            <w:cnfStyle w:val="001000000000" w:firstRow="0" w:lastRow="0" w:firstColumn="1" w:lastColumn="0" w:oddVBand="0" w:evenVBand="0" w:oddHBand="0" w:evenHBand="0" w:firstRowFirstColumn="0" w:firstRowLastColumn="0" w:lastRowFirstColumn="0" w:lastRowLastColumn="0"/>
-            <w:tcW w:w="1634" w:type="pct"/>
-            <w:hideMark/>
-          </w:tcPr>
-          <w:p>
-            <w:r>
-              <w:t>Random Forest</w:t>
-            </w:r>
-          </w:p>
-        </w:tc>
-        <w:tc>
-          <w:tcPr>
-            <w:tcW w:w="881" w:type="pct"/>
-            <w:hideMark/>
-          </w:tcPr>
-          <w:p>
-            <w:pPr>
-              <w:cnfStyle w:val="000000100000" w:firstRow="0" w:lastRow="0" w:firstColumn="0" w:lastColumn="0" w:oddVBand="0" w:evenVBand="0" w:oddHBand="1" w:evenHBand="0" w:firstRowFirstColumn="0" w:firstRowLastColumn="0" w:lastRowFirstColumn="0" w:lastRowLastColumn="0"/>
-            </w:pPr>
-            <w:r>
-              <w:t>0.492701</w:t>
-            </w:r>
-          </w:p>
-        </w:tc>
-        <w:tc>
-          <w:tcPr>
-            <w:tcW w:w="882" w:type="pct"/>
-            <w:hideMark/>
-          </w:tcPr>
-          <w:p>
-            <w:pPr>
-              <w:cnfStyle w:val="000000100000" w:firstRow="0" w:lastRow="0" w:firstColumn="0" w:lastColumn="0" w:oddVBand="0" w:evenVBand="0" w:oddHBand="1" w:evenHBand="0" w:firstRowFirstColumn="0" w:firstRowLastColumn="0" w:lastRowFirstColumn="0" w:lastRowLastColumn="0"/>
-            </w:pPr>
-            <w:r>
-              <w:t>0.492489</w:t>
-            </w:r>
-          </w:p>
-        </w:tc>
-        <w:tc>
-          <w:tcPr>
-            <w:tcW w:w="748" w:type="pct"/>
-            <w:hideMark/>
-          </w:tcPr>
-          <w:p>
-            <w:pPr>
-              <w:cnfStyle w:val="000000100000" w:firstRow="0" w:lastRow="0" w:firstColumn="0" w:lastColumn="0" w:oddVBand="0" w:evenVBand="0" w:oddHBand="1" w:evenHBand="0" w:firstRowFirstColumn="0" w:firstRowLastColumn="0" w:lastRowFirstColumn="0" w:lastRowLastColumn="0"/>
-            </w:pPr>
-            <w:r>
-              <w:t>0.492701</w:t>
-            </w:r>
-          </w:p>
-        </w:tc>
-        <w:tc>
-          <w:tcPr>
-            <w:tcW w:w="855" w:type="pct"/>
-            <w:hideMark/>
-          </w:tcPr>
-          <w:p>
-            <w:pPr>
-              <w:cnfStyle w:val="000000100000" w:firstRow="0" w:lastRow="0" w:firstColumn="0" w:lastColumn="0" w:oddVBand="0" w:evenVBand="0" w:oddHBand="1" w:evenHBand="0" w:firstRowFirstColumn="0" w:firstRowLastColumn="0" w:lastRowFirstColumn="0" w:lastRowLastColumn="0"/>
-            </w:pPr>
-            <w:r>
-              <w:t>0.489101</w:t>
-            </w:r>
-          </w:p>
-        </w:tc>
-      </w:tr>
-      <w:tr>
-        <w:trPr>
-          <w:trHeight w:val="360"/>
-        </w:trPr>
-        <w:tc>
-          <w:tcPr>
-            <w:cnfStyle w:val="001000000000" w:firstRow="0" w:lastRow="0" w:firstColumn="1" w:lastColumn="0" w:oddVBand="0" w:evenVBand="0" w:oddHBand="0" w:evenHBand="0" w:firstRowFirstColumn="0" w:firstRowLastColumn="0" w:lastRowFirstColumn="0" w:lastRowLastColumn="0"/>
-            <w:tcW w:w="1634" w:type="pct"/>
-            <w:hideMark/>
-          </w:tcPr>
-          <w:p>
-            <w:r>
-              <w:t>SVM</w:t>
-            </w:r>
-          </w:p>
-        </w:tc>
-        <w:tc>
-          <w:tcPr>
-            <w:tcW w:w="881" w:type="pct"/>
-            <w:hideMark/>
-          </w:tcPr>
-          <w:p>
-            <w:pPr>
-              <w:cnfStyle w:val="000000000000" w:firstRow="0" w:lastRow="0" w:firstColumn="0" w:lastColumn="0" w:oddVBand="0" w:evenVBand="0" w:oddHBand="0" w:evenHBand="0" w:firstRowFirstColumn="0" w:firstRowLastColumn="0" w:lastRowFirstColumn="0" w:lastRowLastColumn="0"/>
-            </w:pPr>
-            <w:r>
-              <w:t>0.474453</w:t>
-            </w:r>
-          </w:p>
-        </w:tc>
-        <w:tc>
-          <w:tcPr>
-            <w:tcW w:w="882" w:type="pct"/>
-            <w:hideMark/>
-          </w:tcPr>
-          <w:p>
-            <w:pPr>
-              <w:cnfStyle w:val="000000000000" w:firstRow="0" w:lastRow="0" w:firstColumn="0" w:lastColumn="0" w:oddVBand="0" w:evenVBand="0" w:oddHBand="0" w:evenHBand="0" w:firstRowFirstColumn="0" w:firstRowLastColumn="0" w:lastRowFirstColumn="0" w:lastRowLastColumn="0"/>
-            </w:pPr>
-            <w:r>
-              <w:t>0.473776</w:t>
-            </w:r>
-          </w:p>
-        </w:tc>
-        <w:tc>
-          <w:tcPr>
-            <w:tcW w:w="748" w:type="pct"/>
-            <w:hideMark/>
-          </w:tcPr>
-          <w:p>
-            <w:pPr>
-              <w:cnfStyle w:val="000000000000" w:firstRow="0" w:lastRow="0" w:firstColumn="0" w:lastColumn="0" w:oddVBand="0" w:evenVBand="0" w:oddHBand="0" w:evenHBand="0" w:firstRowFirstColumn="0" w:firstRowLastColumn="0" w:lastRowFirstColumn="0" w:lastRowLastColumn="0"/>
-            </w:pPr>
-            <w:r>
-              <w:t>0.474453</w:t>
-            </w:r>
-          </w:p>
-        </w:tc>
-        <w:tc>
-          <w:tcPr>
-            <w:tcW w:w="855" w:type="pct"/>
-            <w:hideMark/>
-          </w:tcPr>
-          <w:p>
-            <w:pPr>
-              <w:cnfStyle w:val="000000000000" w:firstRow="0" w:lastRow="0" w:firstColumn="0" w:lastColumn="0" w:oddVBand="0" w:evenVBand="0" w:oddHBand="0" w:evenHBand="0" w:firstRowFirstColumn="0" w:firstRowLastColumn="0" w:lastRowFirstColumn="0" w:lastRowLastColumn="0"/>
-            </w:pPr>
-            <w:r>
-              <w:t>0.471042</w:t>
-            </w:r>
-          </w:p>
-        </w:tc>
-      </w:tr>
-      <w:tr>
-        <w:trPr>
-          <w:cnfStyle w:val="000000100000" w:firstRow="0" w:lastRow="0" w:firstColumn="0" w:lastColumn="0" w:oddVBand="0" w:evenVBand="0" w:oddHBand="1" w:evenHBand="0" w:firstRowFirstColumn="0" w:firstRowLastColumn="0" w:lastRowFirstColumn="0" w:lastRowLastColumn="0"/>
-          <w:trHeight w:val="360"/>
-        </w:trPr>
-        <w:tc>
-          <w:tcPr>
-            <w:cnfStyle w:val="001000000000" w:firstRow="0" w:lastRow="0" w:firstColumn="1" w:lastColumn="0" w:oddVBand="0" w:evenVBand="0" w:oddHBand="0" w:evenHBand="0" w:firstRowFirstColumn="0" w:firstRowLastColumn="0" w:lastRowFirstColumn="0" w:lastRowLastColumn="0"/>
-            <w:tcW w:w="1634" w:type="pct"/>
-            <w:hideMark/>
-          </w:tcPr>
-          <w:p>
-            <w:r>
-              <w:t>KNN</w:t>
-            </w:r>
-          </w:p>
-        </w:tc>
-        <w:tc>
-          <w:tcPr>
-            <w:tcW w:w="881" w:type="pct"/>
-            <w:hideMark/>
-          </w:tcPr>
-          <w:p>
-            <w:pPr>
-              <w:cnfStyle w:val="000000100000" w:firstRow="0" w:lastRow="0" w:firstColumn="0" w:lastColumn="0" w:oddVBand="0" w:evenVBand="0" w:oddHBand="1" w:evenHBand="0" w:firstRowFirstColumn="0" w:firstRowLastColumn="0" w:lastRowFirstColumn="0" w:lastRowLastColumn="0"/>
-            </w:pPr>
-            <w:r>
-              <w:t>0.543796</w:t>
-            </w:r>
-          </w:p>
-        </w:tc>
-        <w:tc>
-          <w:tcPr>
-            <w:tcW w:w="882" w:type="pct"/>
-            <w:hideMark/>
-          </w:tcPr>
-          <w:p>
-            <w:pPr>
-              <w:cnfStyle w:val="000000100000" w:firstRow="0" w:lastRow="0" w:firstColumn="0" w:lastColumn="0" w:oddVBand="0" w:evenVBand="0" w:oddHBand="1" w:evenHBand="0" w:firstRowFirstColumn="0" w:firstRowLastColumn="0" w:lastRowFirstColumn="0" w:lastRowLastColumn="0"/>
-            </w:pPr>
-            <w:r>
-              <w:t>0.544481</w:t>
-            </w:r>
-          </w:p>
-        </w:tc>
-        <w:tc>
-          <w:tcPr>
-            <w:tcW w:w="748" w:type="pct"/>
-            <w:hideMark/>
-          </w:tcPr>
-          <w:p>
-            <w:pPr>
-              <w:cnfStyle w:val="000000100000" w:firstRow="0" w:lastRow="0" w:firstColumn="0" w:lastColumn="0" w:oddVBand="0" w:evenVBand="0" w:oddHBand="1" w:evenHBand="0" w:firstRowFirstColumn="0" w:firstRowLastColumn="0" w:lastRowFirstColumn="0" w:lastRowLastColumn="0"/>
-            </w:pPr>
-            <w:r>
-              <w:t>0.543796</w:t>
-            </w:r>
-          </w:p>
-        </w:tc>
-        <w:tc>
-          <w:tcPr>
-            <w:tcW w:w="855" w:type="pct"/>
-            <w:hideMark/>
-          </w:tcPr>
-          <w:p>
-            <w:pPr>
-              <w:cnfStyle w:val="000000100000" w:firstRow="0" w:lastRow="0" w:firstColumn="0" w:lastColumn="0" w:oddVBand="0" w:evenVBand="0" w:oddHBand="1" w:evenHBand="0" w:firstRowFirstColumn="0" w:firstRowLastColumn="0" w:lastRowFirstColumn="0" w:lastRowLastColumn="0"/>
-            </w:pPr>
-            <w:r>
-              <w:t>0.542033</w:t>
-            </w:r>
-          </w:p>
-        </w:tc>
-      </w:tr>
-      <w:tr>
-        <w:trPr>
-          <w:trHeight w:val="360"/>
-        </w:trPr>
-        <w:tc>
-          <w:tcPr>
-            <w:cnfStyle w:val="001000000000" w:firstRow="0" w:lastRow="0" w:firstColumn="1" w:lastColumn="0" w:oddVBand="0" w:evenVBand="0" w:oddHBand="0" w:evenHBand="0" w:firstRowFirstColumn="0" w:firstRowLastColumn="0" w:lastRowFirstColumn="0" w:lastRowLastColumn="0"/>
-            <w:tcW w:w="1634" w:type="pct"/>
-            <w:hideMark/>
-          </w:tcPr>
-          <w:p>
-            <w:r>
-              <w:t>Gradient Boosting</w:t>
-            </w:r>
-          </w:p>
-        </w:tc>
-        <w:tc>
-          <w:tcPr>
-            <w:tcW w:w="881" w:type="pct"/>
-            <w:hideMark/>
-          </w:tcPr>
-          <w:p>
-            <w:pPr>
-              <w:cnfStyle w:val="000000000000" w:firstRow="0" w:lastRow="0" w:firstColumn="0" w:lastColumn="0" w:oddVBand="0" w:evenVBand="0" w:oddHBand="0" w:evenHBand="0" w:firstRowFirstColumn="0" w:firstRowLastColumn="0" w:lastRowFirstColumn="0" w:lastRowLastColumn="0"/>
-            </w:pPr>
-            <w:r>
-              <w:t>0.496350</w:t>
-            </w:r>
-          </w:p>
-        </w:tc>
-        <w:tc>
-          <w:tcPr>
-            <w:tcW w:w="882" w:type="pct"/>
-            <w:hideMark/>
-          </w:tcPr>
-          <w:p>
-            <w:pPr>
-              <w:cnfStyle w:val="000000000000" w:firstRow="0" w:lastRow="0" w:firstColumn="0" w:lastColumn="0" w:oddVBand="0" w:evenVBand="0" w:oddHBand="0" w:evenHBand="0" w:firstRowFirstColumn="0" w:firstRowLastColumn="0" w:lastRowFirstColumn="0" w:lastRowLastColumn="0"/>
-            </w:pPr>
-            <w:r>
-              <w:t>0.496347</w:t>
-            </w:r>
-          </w:p>
-        </w:tc>
-        <w:tc>
-          <w:tcPr>
-            <w:tcW w:w="748" w:type="pct"/>
-            <w:hideMark/>
-          </w:tcPr>
-          <w:p>
-            <w:pPr>
-              <w:cnfStyle w:val="000000000000" w:firstRow="0" w:lastRow="0" w:firstColumn="0" w:lastColumn="0" w:oddVBand="0" w:evenVBand="0" w:oddHBand="0" w:evenHBand="0" w:firstRowFirstColumn="0" w:firstRowLastColumn="0" w:lastRowFirstColumn="0" w:lastRowLastColumn="0"/>
-            </w:pPr>
-            <w:r>
-              <w:t>0.496350</w:t>
-            </w:r>
-          </w:p>
-        </w:tc>
-        <w:tc>
-          <w:tcPr>
-            <w:tcW w:w="855" w:type="pct"/>
-            <w:hideMark/>
-          </w:tcPr>
-          <w:p>
-            <w:pPr>
-              <w:cnfStyle w:val="000000000000" w:firstRow="0" w:lastRow="0" w:firstColumn="0" w:lastColumn="0" w:oddVBand="0" w:evenVBand="0" w:oddHBand="0" w:evenHBand="0" w:firstRowFirstColumn="0" w:firstRowLastColumn="0" w:lastRowFirstColumn="0" w:lastRowLastColumn="0"/>
-            </w:pPr>
-            <w:r>
-              <w:t>0.496243</w:t>
-            </w:r>
-          </w:p>
-        </w:tc>
-      </w:tr>
-      <w:tr>
-        <w:trPr>
-          <w:cnfStyle w:val="000000100000" w:firstRow="0" w:lastRow="0" w:firstColumn="0" w:lastColumn="0" w:oddVBand="0" w:evenVBand="0" w:oddHBand="1" w:evenHBand="0" w:firstRowFirstColumn="0" w:firstRowLastColumn="0" w:lastRowFirstColumn="0" w:lastRowLastColumn="0"/>
-          <w:trHeight w:val="360"/>
-        </w:trPr>
-        <w:tc>
-          <w:tcPr>
-            <w:cnfStyle w:val="001000000000" w:firstRow="0" w:lastRow="0" w:firstColumn="1" w:lastColumn="0" w:oddVBand="0" w:evenVBand="0" w:oddHBand="0" w:evenHBand="0" w:firstRowFirstColumn="0" w:firstRowLastColumn="0" w:lastRowFirstColumn="0" w:lastRowLastColumn="0"/>
-            <w:tcW w:w="1634" w:type="pct"/>
-            <w:hideMark/>
-          </w:tcPr>
-          <w:p>
-            <w:proofErr w:type="spellStart"/>
-            <w:r>
-              <w:t>XGBoost</w:t>
-            </w:r>
-            <w:proofErr w:type="spellEnd"/>
-          </w:p>
-        </w:tc>
-        <w:tc>
-          <w:tcPr>
-            <w:tcW w:w="881" w:type="pct"/>
-            <w:hideMark/>
-          </w:tcPr>
-          <w:p>
-            <w:pPr>
-              <w:cnfStyle w:val="000000100000" w:firstRow="0" w:lastRow="0" w:firstColumn="0" w:lastColumn="0" w:oddVBand="0" w:evenVBand="0" w:oddHBand="1" w:evenHBand="0" w:firstRowFirstColumn="0" w:firstRowLastColumn="0" w:lastRowFirstColumn="0" w:lastRowLastColumn="0"/>
-            </w:pPr>
-            <w:r>
-              <w:t>0.503650</w:t>
-            </w:r>
-          </w:p>
-        </w:tc>
-        <w:tc>
-          <w:tcPr>
-            <w:tcW w:w="882" w:type="pct"/>
-            <w:hideMark/>
-          </w:tcPr>
-          <w:p>
-            <w:pPr>
-              <w:cnfStyle w:val="000000100000" w:firstRow="0" w:lastRow="0" w:firstColumn="0" w:lastColumn="0" w:oddVBand="0" w:evenVBand="0" w:oddHBand="1" w:evenHBand="0" w:firstRowFirstColumn="0" w:firstRowLastColumn="0" w:lastRowFirstColumn="0" w:lastRowLastColumn="0"/>
-            </w:pPr>
-            <w:r>
-              <w:t>0.503678</w:t>
-            </w:r>
-          </w:p>
-        </w:tc>
-        <w:tc>
-          <w:tcPr>
-            <w:tcW w:w="748" w:type="pct"/>
-            <w:hideMark/>
-          </w:tcPr>
-          <w:p>
-            <w:pPr>
-              <w:cnfStyle w:val="000000100000" w:firstRow="0" w:lastRow="0" w:firstColumn="0" w:lastColumn="0" w:oddVBand="0" w:evenVBand="0" w:oddHBand="1" w:evenHBand="0" w:firstRowFirstColumn="0" w:firstRowLastColumn="0" w:lastRowFirstColumn="0" w:lastRowLastColumn="0"/>
-            </w:pPr>
-            <w:r>
-              <w:t>0.503650</w:t>
-            </w:r>
-          </w:p>
-        </w:tc>
-        <w:tc>
-          <w:tcPr>
-            <w:tcW w:w="855" w:type="pct"/>
-            <w:hideMark/>
-          </w:tcPr>
-          <w:p>
-            <w:pPr>
-              <w:cnfStyle w:val="000000100000" w:firstRow="0" w:lastRow="0" w:firstColumn="0" w:lastColumn="0" w:oddVBand="0" w:evenVBand="0" w:oddHBand="1" w:evenHBand="0" w:firstRowFirstColumn="0" w:firstRowLastColumn="0" w:lastRowFirstColumn="0" w:lastRowLastColumn="0"/>
-            </w:pPr>
-            <w:r>
-              <w:t>0.502696</w:t>
-            </w:r>
-          </w:p>
-        </w:tc>
-      </w:tr>
-    </w:tbl>
-    <w:p>
-      <w:pPr>
-        <w:pStyle w:val="Heading3"/>
-        <w:numPr>
-          <w:ilvl w:val="2"/>
-          <w:numId w:val="2"/>
-        </w:numPr>
-      </w:pPr>
-      <w:bookmarkStart w:id="41" w:name="_Toc217246674"/>
-      <w:r>
-        <w:lastRenderedPageBreak/>
-        <w:t>Display Confusion Matrix (for best Accuracy Model)</w:t>
-      </w:r>
-      <w:bookmarkEnd w:id="41"/>
     </w:p>
     <w:p>
       <w:pPr>
@@ -35674,7 +33600,7 @@
           </mc:Choice>
           <mc:Fallback>
             <w:pict>
-              <v:shape w14:anchorId="4FBE50FC" id="_x0000_s1045" type="#_x0000_t202" style="position:absolute;margin-left:398.2pt;margin-top:28.75pt;width:449.4pt;height:127.8pt;z-index:251704320;visibility:visible;mso-wrap-style:square;mso-width-percent:0;mso-height-percent:0;mso-wrap-distance-left:9pt;mso-wrap-distance-top:3.6pt;mso-wrap-distance-right:9pt;mso-wrap-distance-bottom:3.6pt;mso-position-horizontal:right;mso-position-horizontal-relative:margin;mso-position-vertical:absolute;mso-position-vertical-relative:text;mso-width-percent:0;mso-height-percent:0;mso-width-relative:margin;mso-height-relative:margin;v-text-anchor:top" o:gfxdata="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" fillcolor="white [3201]" strokecolor="#a5a5a5 [3206]" strokeweight="1pt">
+              <v:shape w14:anchorId="4FBE50FC" id="_x0000_s1044" type="#_x0000_t202" style="position:absolute;margin-left:398.2pt;margin-top:28.75pt;width:449.4pt;height:127.8pt;z-index:251704320;visibility:visible;mso-wrap-style:square;mso-width-percent:0;mso-height-percent:0;mso-wrap-distance-left:9pt;mso-wrap-distance-top:3.6pt;mso-wrap-distance-right:9pt;mso-wrap-distance-bottom:3.6pt;mso-position-horizontal:right;mso-position-horizontal-relative:margin;mso-position-vertical:absolute;mso-position-vertical-relative:text;mso-width-percent:0;mso-height-percent:0;mso-width-relative:margin;mso-height-relative:margin;v-text-anchor:top" o:gfxdata="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" fillcolor="white [3201]" strokecolor="#a5a5a5 [3206]" strokeweight="1pt">
                 <v:textbox>
                   <w:txbxContent>
                     <w:p>
@@ -35948,6 +33874,7 @@
       <w:pPr>
         <w:pStyle w:val="BodyText"/>
         <w:sectPr>
+          <w:headerReference w:type="default" r:id="rId26"/>
           <w:type w:val="continuous"/>
           <w:pgSz w:w="11910" w:h="16840"/>
           <w:pgMar w:top="1440" w:right="1440" w:bottom="1440" w:left="1440" w:header="0" w:footer="1002" w:gutter="0"/>
@@ -35961,6 +33888,7 @@
         <w:spacing w:before="120"/>
       </w:pPr>
       <w:r>
+        <w:lastRenderedPageBreak/>
         <w:t>Output</w:t>
       </w:r>
     </w:p>
@@ -35976,7 +33904,7 @@
           <w:noProof/>
         </w:rPr>
         <w:drawing>
-          <wp:anchor distT="0" distB="0" distL="114300" distR="114300" simplePos="0" relativeHeight="251705344" behindDoc="0" locked="0" layoutInCell="1" allowOverlap="1" wp14:anchorId="7348E827" wp14:editId="02FC2DA0">
+          <wp:anchor distT="0" distB="0" distL="114300" distR="114300" simplePos="0" relativeHeight="251705344" behindDoc="0" locked="0" layoutInCell="1" allowOverlap="1" wp14:anchorId="7348E827" wp14:editId="7BC05BD2">
             <wp:simplePos x="0" y="0"/>
             <wp:positionH relativeFrom="margin">
               <wp:align>center</wp:align>
@@ -36029,6 +33957,9 @@
                 </pic:pic>
               </a:graphicData>
             </a:graphic>
+            <wp14:sizeRelV relativeFrom="margin">
+              <wp14:pctHeight>0</wp14:pctHeight>
+            </wp14:sizeRelV>
           </wp:anchor>
         </w:drawing>
       </w:r>
@@ -36056,10 +33987,7 @@
         <w:spacing w:before="120"/>
       </w:pPr>
       <w:r>
-        <w:t>D</w:t>
-      </w:r>
-      <w:r>
-        <w:t>escription</w:t>
+        <w:t>Description</w:t>
       </w:r>
     </w:p>
     <w:p>
@@ -36325,43 +34253,43 @@
       <w:pPr>
         <w:pStyle w:val="Heading1"/>
       </w:pPr>
-      <w:bookmarkStart w:id="42" w:name="_Toc217246675"/>
+      <w:bookmarkStart w:id="41" w:name="_Toc217246675"/>
       <w:r>
         <w:lastRenderedPageBreak/>
         <w:t>4.</w:t>
       </w:r>
       <w:r>
         <w:t xml:space="preserve"> Conclusion</w:t>
+      </w:r>
+      <w:bookmarkEnd w:id="41"/>
+    </w:p>
+    <w:p>
+      <w:pPr>
+        <w:pStyle w:val="Heading2"/>
+      </w:pPr>
+      <w:bookmarkStart w:id="42" w:name="_Toc217246676"/>
+      <w:r>
+        <w:t xml:space="preserve">4.1 </w:t>
+      </w:r>
+      <w:r>
+        <w:t>Conclusion</w:t>
       </w:r>
       <w:bookmarkEnd w:id="42"/>
     </w:p>
     <w:p>
       <w:pPr>
-        <w:pStyle w:val="Heading2"/>
-      </w:pPr>
-      <w:bookmarkStart w:id="43" w:name="_Toc217246676"/>
-      <w:r>
-        <w:t xml:space="preserve">4.1 </w:t>
-      </w:r>
-      <w:r>
-        <w:t>Conclusion</w:t>
-      </w:r>
-      <w:bookmarkEnd w:id="43"/>
+        <w:pStyle w:val="BodyText"/>
+        <w:jc w:val="both"/>
+      </w:pPr>
+      <w:r>
+        <w:t>This study investigated the problem of distinguishing AI-generated text from human-written content using a structured data science approach and supervised machine learning techniques. A complete analytical pipeline was implemented, encompassing exploratory data analysis, data preprocessing, feature-based representation, model training, and performance evaluation. Several classification models were developed and compared using standard evaluation metrics. The experimental results indicate that although the overall classification accuracy remains moderate, the selected linguistic and statistical features provide meaningful discriminatory information between AI-generated and human-authored text. Nevertheless, this work establishes a solid baseline and contributes valuable insights for further research in automated AI content detection.</w:t>
+      </w:r>
     </w:p>
     <w:p>
       <w:pPr>
-        <w:pStyle w:val="BodyText"/>
-        <w:jc w:val="both"/>
-      </w:pPr>
-      <w:r>
-        <w:t>This study investigated the problem of distinguishing AI-generated text from human-written content using a structured data science approach and supervised machine learning techniques. A complete analytical pipeline was implemented, encompassing exploratory data analysis, data preprocessing, feature-based representation, model training, and performance evaluation. Several classification models were developed and compared using standard evaluation metrics. The experimental results indicate that although the overall classification accuracy remains moderate, the selected linguistic and statistical features provide meaningful discriminatory information between AI-generated and human-authored text. Nevertheless, this work establishes a solid baseline and contributes valuable insights for further research in automated AI content detection.</w:t>
-      </w:r>
-    </w:p>
-    <w:p>
-      <w:pPr>
         <w:pStyle w:val="Heading2"/>
       </w:pPr>
-      <w:bookmarkStart w:id="44" w:name="_Toc217246677"/>
+      <w:bookmarkStart w:id="43" w:name="_Toc217246677"/>
       <w:r>
         <w:t>4</w:t>
       </w:r>
@@ -36371,7 +34299,7 @@
       <w:r>
         <w:t>What I Learned?</w:t>
       </w:r>
-      <w:bookmarkEnd w:id="44"/>
+      <w:bookmarkEnd w:id="43"/>
     </w:p>
     <w:p>
       <w:pPr>
@@ -36593,7 +34521,7 @@
               <v:stroke joinstyle="miter"/>
               <v:path gradientshapeok="t" o:connecttype="rect"/>
             </v:shapetype>
-            <v:shape id="Text Box 8" o:spid="_x0000_s1046" type="#_x0000_t202" style="position:absolute;margin-left:525.95pt;margin-top:730.25pt;width:17.3pt;height:13.05pt;z-index:-251644928;visibility:visible;mso-wrap-style:square;mso-width-percent:0;mso-height-percent:0;mso-wrap-distance-left:9pt;mso-wrap-distance-top:0;mso-wrap-distance-right:9pt;mso-wrap-distance-bottom:0;mso-position-horizontal:absolute;mso-position-horizontal-relative:page;mso-position-vertical:absolute;mso-position-vertical-relative:page;mso-width-percent:0;mso-height-percent:0;mso-width-relative:page;mso-height-relative:page;v-text-anchor:top" o:gfxdata="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" filled="f" stroked="f">
+            <v:shape id="Text Box 8" o:spid="_x0000_s1045" type="#_x0000_t202" style="position:absolute;margin-left:525.95pt;margin-top:730.25pt;width:17.3pt;height:13.05pt;z-index:-251644928;visibility:visible;mso-wrap-style:square;mso-width-percent:0;mso-height-percent:0;mso-wrap-distance-left:9pt;mso-wrap-distance-top:0;mso-wrap-distance-right:9pt;mso-wrap-distance-bottom:0;mso-position-horizontal:absolute;mso-position-horizontal-relative:page;mso-position-vertical:absolute;mso-position-vertical-relative:page;mso-width-percent:0;mso-height-percent:0;mso-width-relative:page;mso-height-relative:page;v-text-anchor:top" o:gfxdata="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" filled="f" stroked="f">
               <v:textbox inset="0,0,0,0">
                 <w:txbxContent>
                   <w:p>
@@ -36735,7 +34663,7 @@
               <v:stroke joinstyle="miter"/>
               <v:path gradientshapeok="t" o:connecttype="rect"/>
             </v:shapetype>
-            <v:shape id="Text Box 11" o:spid="_x0000_s1057" type="#_x0000_t202" style="position:absolute;margin-left:525.95pt;margin-top:730.25pt;width:17.3pt;height:13.05pt;z-index:-251648000;visibility:visible;mso-wrap-style:square;mso-width-percent:0;mso-height-percent:0;mso-wrap-distance-left:9pt;mso-wrap-distance-top:0;mso-wrap-distance-right:9pt;mso-wrap-distance-bottom:0;mso-position-horizontal:absolute;mso-position-horizontal-relative:page;mso-position-vertical:absolute;mso-position-vertical-relative:page;mso-width-percent:0;mso-height-percent:0;mso-width-relative:page;mso-height-relative:page;v-text-anchor:top" o:gfxdata="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" filled="f" stroked="f">
+            <v:shape id="Text Box 11" o:spid="_x0000_s1056" type="#_x0000_t202" style="position:absolute;margin-left:525.95pt;margin-top:730.25pt;width:17.3pt;height:13.05pt;z-index:-251648000;visibility:visible;mso-wrap-style:square;mso-width-percent:0;mso-height-percent:0;mso-wrap-distance-left:9pt;mso-wrap-distance-top:0;mso-wrap-distance-right:9pt;mso-wrap-distance-bottom:0;mso-position-horizontal:absolute;mso-position-horizontal-relative:page;mso-position-vertical:absolute;mso-position-vertical-relative:page;mso-width-percent:0;mso-height-percent:0;mso-width-relative:page;mso-height-relative:page;v-text-anchor:top" o:gfxdata="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" filled="f" stroked="f">
               <v:textbox inset="0,0,0,0">
                 <w:txbxContent>
                   <w:p>
@@ -36998,7 +34926,7 @@
               <v:stroke joinstyle="miter"/>
               <v:path gradientshapeok="t" o:connecttype="rect"/>
             </v:shapetype>
-            <v:shape id="Text Box 62" o:spid="_x0000_s1055" type="#_x0000_t202" style="position:absolute;margin-left:0;margin-top:0;width:468pt;height:13.7pt;z-index:251713536;visibility:visible;mso-wrap-style:square;mso-width-percent:1000;mso-height-percent:0;mso-wrap-distance-left:9pt;mso-wrap-distance-top:0;mso-wrap-distance-right:9pt;mso-wrap-distance-bottom:0;mso-position-horizontal:left;mso-position-horizontal-relative:margin;mso-position-vertical:center;mso-position-vertical-relative:top-margin-area;mso-width-percent:1000;mso-height-percent:0;mso-width-relative:margin;mso-height-relative:page;v-text-anchor:middle" o:gfxdata="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" o:allowincell="f" filled="f" stroked="f">
+            <v:shape id="Text Box 62" o:spid="_x0000_s1054" type="#_x0000_t202" style="position:absolute;margin-left:0;margin-top:0;width:468pt;height:13.7pt;z-index:251713536;visibility:visible;mso-wrap-style:square;mso-width-percent:1000;mso-height-percent:0;mso-wrap-distance-left:9pt;mso-wrap-distance-top:0;mso-wrap-distance-right:9pt;mso-wrap-distance-bottom:0;mso-position-horizontal:left;mso-position-horizontal-relative:margin;mso-position-vertical:center;mso-position-vertical-relative:top-margin-area;mso-width-percent:1000;mso-height-percent:0;mso-width-relative:margin;mso-height-relative:page;v-text-anchor:middle" o:gfxdata="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" o:allowincell="f" filled="f" stroked="f">
               <v:textbox style="mso-fit-shape-to-text:t" inset=",0,,0">
                 <w:txbxContent>
                   <w:p>
@@ -37216,7 +35144,7 @@
         </mc:Choice>
         <mc:Fallback>
           <w:pict>
-            <v:shape w14:anchorId="61464BD5" id="Text Box 63" o:spid="_x0000_s1056" type="#_x0000_t202" style="position:absolute;margin-left:20.6pt;margin-top:0;width:71.8pt;height:13.45pt;z-index:251712512;visibility:visible;mso-wrap-style:square;mso-width-percent:1000;mso-height-percent:0;mso-wrap-distance-left:9pt;mso-wrap-distance-top:0;mso-wrap-distance-right:9pt;mso-wrap-distance-bottom:0;mso-position-horizontal:right;mso-position-horizontal-relative:page;mso-position-vertical:center;mso-position-vertical-relative:top-margin-area;mso-width-percent:1000;mso-height-percent:0;mso-width-relative:right-margin-area;mso-height-relative:page;v-text-anchor:middle" o:gfxdata="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" o:allowincell="f" fillcolor="#2f5496 [2404]" stroked="f">
+            <v:shape w14:anchorId="61464BD5" id="Text Box 63" o:spid="_x0000_s1055" type="#_x0000_t202" style="position:absolute;margin-left:20.6pt;margin-top:0;width:71.8pt;height:13.45pt;z-index:251712512;visibility:visible;mso-wrap-style:square;mso-width-percent:1000;mso-height-percent:0;mso-wrap-distance-left:9pt;mso-wrap-distance-top:0;mso-wrap-distance-right:9pt;mso-wrap-distance-bottom:0;mso-position-horizontal:right;mso-position-horizontal-relative:page;mso-position-vertical:center;mso-position-vertical-relative:top-margin-area;mso-width-percent:1000;mso-height-percent:0;mso-width-relative:right-margin-area;mso-height-relative:page;v-text-anchor:middle" o:gfxdata="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" o:allowincell="f" fillcolor="#2f5496 [2404]" stroked="f">
               <v:textbox style="mso-fit-shape-to-text:t" inset=",0,,0">
                 <w:txbxContent>
                   <w:p>
@@ -37487,7 +35415,7 @@
               <v:stroke joinstyle="miter"/>
               <v:path gradientshapeok="t" o:connecttype="rect"/>
             </v:shapetype>
-            <v:shape id="Text Box 80" o:spid="_x0000_s1047" type="#_x0000_t202" style="position:absolute;margin-left:0;margin-top:0;width:468pt;height:13.7pt;z-index:251716608;visibility:visible;mso-wrap-style:square;mso-width-percent:1000;mso-height-percent:0;mso-wrap-distance-left:9pt;mso-wrap-distance-top:0;mso-wrap-distance-right:9pt;mso-wrap-distance-bottom:0;mso-position-horizontal:left;mso-position-horizontal-relative:margin;mso-position-vertical:center;mso-position-vertical-relative:top-margin-area;mso-width-percent:1000;mso-height-percent:0;mso-width-relative:margin;mso-height-relative:page;v-text-anchor:middle" o:gfxdata="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" o:allowincell="f" filled="f" stroked="f">
+            <v:shape id="Text Box 80" o:spid="_x0000_s1046" type="#_x0000_t202" style="position:absolute;margin-left:0;margin-top:0;width:468pt;height:13.7pt;z-index:251716608;visibility:visible;mso-wrap-style:square;mso-width-percent:1000;mso-height-percent:0;mso-wrap-distance-left:9pt;mso-wrap-distance-top:0;mso-wrap-distance-right:9pt;mso-wrap-distance-bottom:0;mso-position-horizontal:left;mso-position-horizontal-relative:margin;mso-position-vertical:center;mso-position-vertical-relative:top-margin-area;mso-width-percent:1000;mso-height-percent:0;mso-width-relative:margin;mso-height-relative:page;v-text-anchor:middle" o:gfxdata="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" o:allowincell="f" filled="f" stroked="f">
               <v:textbox style="mso-fit-shape-to-text:t" inset=",0,,0">
                 <w:txbxContent>
                   <w:p>
@@ -37711,7 +35639,7 @@
         </mc:Choice>
         <mc:Fallback>
           <w:pict>
-            <v:shape w14:anchorId="7962C2AC" id="Text Box 81" o:spid="_x0000_s1048" type="#_x0000_t202" style="position:absolute;margin-left:20.6pt;margin-top:0;width:71.8pt;height:13.45pt;z-index:251715584;visibility:visible;mso-wrap-style:square;mso-width-percent:1000;mso-height-percent:0;mso-wrap-distance-left:9pt;mso-wrap-distance-top:0;mso-wrap-distance-right:9pt;mso-wrap-distance-bottom:0;mso-position-horizontal:right;mso-position-horizontal-relative:page;mso-position-vertical:center;mso-position-vertical-relative:top-margin-area;mso-width-percent:1000;mso-height-percent:0;mso-width-relative:right-margin-area;mso-height-relative:page;v-text-anchor:middle" o:gfxdata="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" o:allowincell="f" fillcolor="#2f5496 [2404]" stroked="f">
+            <v:shape w14:anchorId="7962C2AC" id="Text Box 81" o:spid="_x0000_s1047" type="#_x0000_t202" style="position:absolute;margin-left:20.6pt;margin-top:0;width:71.8pt;height:13.45pt;z-index:251715584;visibility:visible;mso-wrap-style:square;mso-width-percent:1000;mso-height-percent:0;mso-wrap-distance-left:9pt;mso-wrap-distance-top:0;mso-wrap-distance-right:9pt;mso-wrap-distance-bottom:0;mso-position-horizontal:right;mso-position-horizontal-relative:page;mso-position-vertical:center;mso-position-vertical-relative:top-margin-area;mso-width-percent:1000;mso-height-percent:0;mso-width-relative:right-margin-area;mso-height-relative:page;v-text-anchor:middle" o:gfxdata="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" o:allowincell="f" fillcolor="#2f5496 [2404]" stroked="f">
               <v:textbox style="mso-fit-shape-to-text:t" inset=",0,,0">
                 <w:txbxContent>
                   <w:p>
@@ -37982,7 +35910,7 @@
               <v:stroke joinstyle="miter"/>
               <v:path gradientshapeok="t" o:connecttype="rect"/>
             </v:shapetype>
-            <v:shape id="Text Box 52" o:spid="_x0000_s1049" type="#_x0000_t202" style="position:absolute;margin-left:0;margin-top:0;width:468pt;height:13.7pt;z-index:251704320;visibility:visible;mso-wrap-style:square;mso-width-percent:1000;mso-height-percent:0;mso-wrap-distance-left:9pt;mso-wrap-distance-top:0;mso-wrap-distance-right:9pt;mso-wrap-distance-bottom:0;mso-position-horizontal:left;mso-position-horizontal-relative:margin;mso-position-vertical:center;mso-position-vertical-relative:top-margin-area;mso-width-percent:1000;mso-height-percent:0;mso-width-relative:margin;mso-height-relative:page;v-text-anchor:middle" o:gfxdata="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" o:allowincell="f" filled="f" stroked="f">
+            <v:shape id="Text Box 52" o:spid="_x0000_s1048" type="#_x0000_t202" style="position:absolute;margin-left:0;margin-top:0;width:468pt;height:13.7pt;z-index:251704320;visibility:visible;mso-wrap-style:square;mso-width-percent:1000;mso-height-percent:0;mso-wrap-distance-left:9pt;mso-wrap-distance-top:0;mso-wrap-distance-right:9pt;mso-wrap-distance-bottom:0;mso-position-horizontal:left;mso-position-horizontal-relative:margin;mso-position-vertical:center;mso-position-vertical-relative:top-margin-area;mso-width-percent:1000;mso-height-percent:0;mso-width-relative:margin;mso-height-relative:page;v-text-anchor:middle" o:gfxdata="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" o:allowincell="f" filled="f" stroked="f">
               <v:textbox style="mso-fit-shape-to-text:t" inset=",0,,0">
                 <w:txbxContent>
                   <w:p>
@@ -38206,7 +36134,7 @@
         </mc:Choice>
         <mc:Fallback>
           <w:pict>
-            <v:shape w14:anchorId="70B3D69E" id="Text Box 53" o:spid="_x0000_s1050" type="#_x0000_t202" style="position:absolute;margin-left:20.6pt;margin-top:0;width:71.8pt;height:13.45pt;z-index:251703296;visibility:visible;mso-wrap-style:square;mso-width-percent:1000;mso-height-percent:0;mso-wrap-distance-left:9pt;mso-wrap-distance-top:0;mso-wrap-distance-right:9pt;mso-wrap-distance-bottom:0;mso-position-horizontal:right;mso-position-horizontal-relative:page;mso-position-vertical:center;mso-position-vertical-relative:top-margin-area;mso-width-percent:1000;mso-height-percent:0;mso-width-relative:right-margin-area;mso-height-relative:page;v-text-anchor:middle" o:gfxdata="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" o:allowincell="f" fillcolor="#2f5496 [2404]" stroked="f">
+            <v:shape w14:anchorId="70B3D69E" id="Text Box 53" o:spid="_x0000_s1049" type="#_x0000_t202" style="position:absolute;margin-left:20.6pt;margin-top:0;width:71.8pt;height:13.45pt;z-index:251703296;visibility:visible;mso-wrap-style:square;mso-width-percent:1000;mso-height-percent:0;mso-wrap-distance-left:9pt;mso-wrap-distance-top:0;mso-wrap-distance-right:9pt;mso-wrap-distance-bottom:0;mso-position-horizontal:right;mso-position-horizontal-relative:page;mso-position-vertical:center;mso-position-vertical-relative:top-margin-area;mso-width-percent:1000;mso-height-percent:0;mso-width-relative:right-margin-area;mso-height-relative:page;v-text-anchor:middle" o:gfxdata="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" o:allowincell="f" fillcolor="#2f5496 [2404]" stroked="f">
               <v:textbox style="mso-fit-shape-to-text:t" inset=",0,,0">
                 <w:txbxContent>
                   <w:p>
@@ -38471,7 +36399,7 @@
               <v:stroke joinstyle="miter"/>
               <v:path gradientshapeok="t" o:connecttype="rect"/>
             </v:shapetype>
-            <v:shape id="Text Box 1047170406" o:spid="_x0000_s1051" type="#_x0000_t202" style="position:absolute;margin-left:0;margin-top:0;width:468pt;height:13.7pt;z-index:251739136;visibility:visible;mso-wrap-style:square;mso-width-percent:1000;mso-height-percent:0;mso-wrap-distance-left:9pt;mso-wrap-distance-top:0;mso-wrap-distance-right:9pt;mso-wrap-distance-bottom:0;mso-position-horizontal:left;mso-position-horizontal-relative:margin;mso-position-vertical:center;mso-position-vertical-relative:top-margin-area;mso-width-percent:1000;mso-height-percent:0;mso-width-relative:margin;mso-height-relative:page;v-text-anchor:middle" o:gfxdata="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" o:allowincell="f" filled="f" stroked="f">
+            <v:shape id="Text Box 1047170406" o:spid="_x0000_s1050" type="#_x0000_t202" style="position:absolute;margin-left:0;margin-top:0;width:468pt;height:13.7pt;z-index:251739136;visibility:visible;mso-wrap-style:square;mso-width-percent:1000;mso-height-percent:0;mso-wrap-distance-left:9pt;mso-wrap-distance-top:0;mso-wrap-distance-right:9pt;mso-wrap-distance-bottom:0;mso-position-horizontal:left;mso-position-horizontal-relative:margin;mso-position-vertical:center;mso-position-vertical-relative:top-margin-area;mso-width-percent:1000;mso-height-percent:0;mso-width-relative:margin;mso-height-relative:page;v-text-anchor:middle" o:gfxdata="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" o:allowincell="f" filled="f" stroked="f">
               <v:textbox style="mso-fit-shape-to-text:t" inset=",0,,0">
                 <w:txbxContent>
                   <w:p>
@@ -38689,7 +36617,7 @@
         </mc:Choice>
         <mc:Fallback>
           <w:pict>
-            <v:shape w14:anchorId="3D1F856E" id="Text Box 1444471863" o:spid="_x0000_s1052" type="#_x0000_t202" style="position:absolute;margin-left:20.6pt;margin-top:0;width:71.8pt;height:13.45pt;z-index:251738112;visibility:visible;mso-wrap-style:square;mso-width-percent:1000;mso-height-percent:0;mso-wrap-distance-left:9pt;mso-wrap-distance-top:0;mso-wrap-distance-right:9pt;mso-wrap-distance-bottom:0;mso-position-horizontal:right;mso-position-horizontal-relative:page;mso-position-vertical:center;mso-position-vertical-relative:top-margin-area;mso-width-percent:1000;mso-height-percent:0;mso-width-relative:right-margin-area;mso-height-relative:page;v-text-anchor:middle" o:gfxdata="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" o:allowincell="f" fillcolor="#2f5496 [2404]" stroked="f">
+            <v:shape w14:anchorId="3D1F856E" id="Text Box 1444471863" o:spid="_x0000_s1051" type="#_x0000_t202" style="position:absolute;margin-left:20.6pt;margin-top:0;width:71.8pt;height:13.45pt;z-index:251738112;visibility:visible;mso-wrap-style:square;mso-width-percent:1000;mso-height-percent:0;mso-wrap-distance-left:9pt;mso-wrap-distance-top:0;mso-wrap-distance-right:9pt;mso-wrap-distance-bottom:0;mso-position-horizontal:right;mso-position-horizontal-relative:page;mso-position-vertical:center;mso-position-vertical-relative:top-margin-area;mso-width-percent:1000;mso-height-percent:0;mso-width-relative:right-margin-area;mso-height-relative:page;v-text-anchor:middle" o:gfxdata="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" o:allowincell="f" fillcolor="#2f5496 [2404]" stroked="f">
               <v:textbox style="mso-fit-shape-to-text:t" inset=",0,,0">
                 <w:txbxContent>
                   <w:p>
@@ -38949,7 +36877,7 @@
               <v:stroke joinstyle="miter"/>
               <v:path gradientshapeok="t" o:connecttype="rect"/>
             </v:shapetype>
-            <v:shape id="Text Box 996594786" o:spid="_x0000_s1053" type="#_x0000_t202" style="position:absolute;margin-left:0;margin-top:0;width:468pt;height:13.7pt;z-index:251736064;visibility:visible;mso-wrap-style:square;mso-width-percent:1000;mso-height-percent:0;mso-wrap-distance-left:9pt;mso-wrap-distance-top:0;mso-wrap-distance-right:9pt;mso-wrap-distance-bottom:0;mso-position-horizontal:left;mso-position-horizontal-relative:margin;mso-position-vertical:center;mso-position-vertical-relative:top-margin-area;mso-width-percent:1000;mso-height-percent:0;mso-width-relative:margin;mso-height-relative:page;v-text-anchor:middle" o:gfxdata="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" o:allowincell="f" filled="f" stroked="f">
+            <v:shape id="Text Box 996594786" o:spid="_x0000_s1052" type="#_x0000_t202" style="position:absolute;margin-left:0;margin-top:0;width:468pt;height:13.7pt;z-index:251736064;visibility:visible;mso-wrap-style:square;mso-width-percent:1000;mso-height-percent:0;mso-wrap-distance-left:9pt;mso-wrap-distance-top:0;mso-wrap-distance-right:9pt;mso-wrap-distance-bottom:0;mso-position-horizontal:left;mso-position-horizontal-relative:margin;mso-position-vertical:center;mso-position-vertical-relative:top-margin-area;mso-width-percent:1000;mso-height-percent:0;mso-width-relative:margin;mso-height-relative:page;v-text-anchor:middle" o:gfxdata="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" o:allowincell="f" filled="f" stroked="f">
               <v:textbox style="mso-fit-shape-to-text:t" inset=",0,,0">
                 <w:txbxContent>
                   <w:p>
@@ -39167,7 +37095,7 @@
         </mc:Choice>
         <mc:Fallback>
           <w:pict>
-            <v:shape w14:anchorId="37247A6F" id="Text Box 221607580" o:spid="_x0000_s1054" type="#_x0000_t202" style="position:absolute;margin-left:20.6pt;margin-top:0;width:71.8pt;height:13.45pt;z-index:251735040;visibility:visible;mso-wrap-style:square;mso-width-percent:1000;mso-height-percent:0;mso-wrap-distance-left:9pt;mso-wrap-distance-top:0;mso-wrap-distance-right:9pt;mso-wrap-distance-bottom:0;mso-position-horizontal:right;mso-position-horizontal-relative:page;mso-position-vertical:center;mso-position-vertical-relative:top-margin-area;mso-width-percent:1000;mso-height-percent:0;mso-width-relative:right-margin-area;mso-height-relative:page;v-text-anchor:middle" o:gfxdata="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" o:allowincell="f" fillcolor="#2f5496 [2404]" stroked="f">
+            <v:shape w14:anchorId="37247A6F" id="Text Box 221607580" o:spid="_x0000_s1053" type="#_x0000_t202" style="position:absolute;margin-left:20.6pt;margin-top:0;width:71.8pt;height:13.45pt;z-index:251735040;visibility:visible;mso-wrap-style:square;mso-width-percent:1000;mso-height-percent:0;mso-wrap-distance-left:9pt;mso-wrap-distance-top:0;mso-wrap-distance-right:9pt;mso-wrap-distance-bottom:0;mso-position-horizontal:right;mso-position-horizontal-relative:page;mso-position-vertical:center;mso-position-vertical-relative:top-margin-area;mso-width-percent:1000;mso-height-percent:0;mso-width-relative:right-margin-area;mso-height-relative:page;v-text-anchor:middle" o:gfxdata="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" o:allowincell="f" fillcolor="#2f5496 [2404]" stroked="f">
               <v:textbox style="mso-fit-shape-to-text:t" inset=",0,,0">
                 <w:txbxContent>
                   <w:p>
@@ -41130,6 +39058,7 @@
   <w:style w:type="character" w:default="1" w:styleId="DefaultParagraphFont">
     <w:name w:val="Default Paragraph Font"/>
     <w:uiPriority w:val="1"/>
+    <w:semiHidden/>
     <w:unhideWhenUsed/>
   </w:style>
   <w:style w:type="table" w:default="1" w:styleId="TableNormal">
